--- a/livrables/Lippens_Charles_2_documentation_demarche_092026.docx
+++ b/livrables/Lippens_Charles_2_documentation_demarche_092026.docx
@@ -58,7 +58,7 @@
           <w:color w:val="1F2937"/>
           <w:sz w:val="20"/>
         </w:rPr>
-        <w:t xml:space="preserve">Auteur : </w:t>
+        <w:t xml:space="preserve">Auteur : </w:t>
       </w:r>
       <w:r>
         <w:rPr>
@@ -80,7 +80,7 @@
           <w:color w:val="1F2937"/>
           <w:sz w:val="20"/>
         </w:rPr>
-        <w:t xml:space="preserve">Objet : </w:t>
+        <w:t xml:space="preserve">Objet : </w:t>
       </w:r>
       <w:r>
         <w:rPr>
@@ -102,7 +102,7 @@
           <w:color w:val="1F2937"/>
           <w:sz w:val="20"/>
         </w:rPr>
-        <w:t xml:space="preserve">Base de travail : </w:t>
+        <w:t xml:space="preserve">Base de travail : </w:t>
       </w:r>
       <w:r>
         <w:rPr>
@@ -124,7 +124,7 @@
           <w:color w:val="1F2937"/>
           <w:sz w:val="20"/>
         </w:rPr>
-        <w:t xml:space="preserve">Date : </w:t>
+        <w:t xml:space="preserve">Date : </w:t>
       </w:r>
       <w:r>
         <w:rPr>
@@ -132,7 +132,7 @@
           <w:color w:val="333333"/>
           <w:sz w:val="20"/>
         </w:rPr>
-        <w:t xml:space="preserve">Septembre 2026, dépôt du projet (première version en juillet 2026)</w:t>
+        <w:t xml:space="preserve">Octobre 2026, dépôt du projet (première version en juillet 2026)</w:t>
       </w:r>
     </w:p>
     <w:p>
@@ -146,7 +146,7 @@
           <w:color w:val="1F2937"/>
           <w:sz w:val="20"/>
         </w:rPr>
-        <w:t xml:space="preserve">Version : </w:t>
+        <w:t xml:space="preserve">Version : </w:t>
       </w:r>
       <w:r>
         <w:rPr>
@@ -154,7 +154,7 @@
           <w:color w:val="333333"/>
           <w:sz w:val="20"/>
         </w:rPr>
-        <w:t xml:space="preserve">2.7, essais C et D du notebook complémentaire (réassort, stabilité du modèle), ChatGPT cité, puis relecture finale (essais C et D à relire, versionnage, recommandation 3), le 25 septembre 2026, et mise à jour du 28 septembre 2026 (performance datée, réexécutions des 25 et 28 septembre, maintenance, figures redessinées, texte allégé) ; 2.6, relecture après l'audit de l'énoncé : portée du contrat de qualité, facteurs de performance, indice de Jaccard, reproductibilité (Python 3.11, installation, durée), puis relecture indépendante (portée des neuf contrôles, réserve sur le stock), le 25 septembre 2026 ; 2.5, six réserves (colonnes d'avis vides), valeurs manquantes et référence à 12,65 euros décrites exactement, sécurité des données dite sans formule absolue, le 25 septembre 2026 ; 2.4, lecture des avis clients corrigée (colonnes vides, avis désactivés sur le site) et trois pistes ajoutées en section 10, le 24 septembre 2026 ; 2.3, annexe A (journal brut des essais d'IA, avec les essais complémentaires du 17 septembre 2026) et règle 8.3 complétée ; 2.2, numérotation de la section 10 rétablie ; 2.1, corrigée après les deux passages d'audit</w:t>
+        <w:t xml:space="preserve">2.8, mise à jour du 1er octobre 2026 (jalon J4 réussi le 30 septembre, relecture des essais C et D en cours, date du dépôt, typographie) ; 2.7, essais C et D du notebook complémentaire (réassort, stabilité du modèle), ChatGPT cité, puis relecture finale (essais C et D à relire, versionnage, recommandation 3), le 25 septembre 2026, et mise à jour du 28 septembre 2026 (performance datée, réexécutions des 25 et 28 septembre, maintenance, figures redessinées, texte allégé) ; 2.6, relecture après l'audit de l'énoncé : portée du contrat de qualité, facteurs de performance, indice de Jaccard, reproductibilité (Python 3.11, installation, durée), puis relecture indépendante (portée des neuf contrôles, réserve sur le stock), le 25 septembre 2026 ; 2.5, six réserves (colonnes d'avis vides), valeurs manquantes et référence à 12,65 euros décrites exactement, sécurité des données dite sans formule absolue, le 25 septembre 2026 ; 2.4, lecture des avis clients corrigée (colonnes vides, avis désactivés sur le site) et trois pistes ajoutées en section 10, le 24 septembre 2026 ; 2.3, annexe A (journal brut des essais d'IA, avec les essais complémentaires du 17 septembre 2026) et règle 8.3 complétée ; 2.2, numérotation de la section 10 rétablie ; 2.1, corrigée après les deux passages d'audit</w:t>
       </w:r>
     </w:p>
     <w:p>
@@ -216,7 +216,7 @@
           <w:color w:val="333333"/>
           <w:sz w:val="21"/>
         </w:rPr>
-        <w:t xml:space="preserve">Pour chaque amélioration du notebook, je donne le raisonnement demandé par l'énoncé : au moins deux options comparées, des critères explicites, la trace des essais. Le but : une démarche reproductible et présentable.</w:t>
+        <w:t xml:space="preserve">Pour chaque amélioration du notebook, je donne le raisonnement demandé par l'énoncé : au moins deux options comparées, des critères explicites, la trace des essais. Le but : une démarche reproductible et présentable.</w:t>
       </w:r>
     </w:p>
     <w:p>
@@ -228,7 +228,7 @@
           <w:color w:val="333333"/>
           <w:sz w:val="21"/>
         </w:rPr>
-        <w:t xml:space="preserve">J'ai utilisé les assistants d'IA pour les variantes de code, la rédaction de documentation, les propositions de tests et la reformulation. Chaque sortie a été exécutée et vérifiée avant d'être intégrée, sauf les essais C et D du 25 septembre : chiffres recalculés par l'assistant dans un script séparé ; ma relecture est prévue avant la séance 3. Une suggestion qui n'apporte rien de mesurable est écartée, et cet écart est noté comme une adoption.</w:t>
+        <w:t xml:space="preserve">J'ai utilisé les assistants d'IA pour les variantes de code, la rédaction de documentation, les propositions de tests et la reformulation. Chaque sortie a été exécutée et vérifiée avant d'être intégrée, sauf les essais C et D du 25 septembre : chiffres recalculés par l'assistant dans un script séparé ; ma relecture est en cours. Une suggestion qui n'apporte rien de mesurable est écartée, et cet écart est noté comme une adoption.</w:t>
       </w:r>
     </w:p>
     <w:p>
@@ -278,7 +278,7 @@
           <w:color w:val="333333"/>
           <w:sz w:val="21"/>
         </w:rPr>
-        <w:t>Identiques dans tout le dossier, ils sont définis dans le document de veille : qualité et robustesse, biais, coût en temps, reproductibilité, sécurité et conformité, maintenabilité, sobriété et impact.</w:t>
+        <w:t>Identiques dans tout le dossier, ils sont définis dans le document de veille : qualité et robustesse, biais, coût en temps, reproductibilité, sécurité et conformité, maintenabilité, sobriété et impact.</w:t>
       </w:r>
     </w:p>
     <w:p>
@@ -574,7 +574,7 @@
                 <w:color w:val="333333"/>
                 <w:sz w:val="18"/>
               </w:rPr>
-              <w:t xml:space="preserve">Confirmée : 26 signaux de plus, dont le nombre découle du taux de 5 %, et un cas avéré, une référence affichée sous son prix d'achat</w:t>
+              <w:t xml:space="preserve">Confirmée : 26 signaux de plus, dont le nombre découle du taux de 5 %, et un cas avéré, une référence affichée sous son prix d'achat</w:t>
             </w:r>
           </w:p>
         </w:tc>
@@ -670,7 +670,7 @@
           <w:color w:val="333333"/>
           <w:sz w:val="21"/>
         </w:rPr>
-        <w:t xml:space="preserve">Pour chaque axe : la demande à l'assistant, les variantes, le résultat mesuré, la décision et son motif. Les essais consignés sont faits avec Claude (Anthropic), en mode Cowork. J'ai aussi utilisé ChatGPT (OpenAI), surtout pour la rédaction, la relecture, la recherche d'idées et le code ; ces échanges n'ont pas été archivés. Le journal brut (outil et modèle, dates, extraits de code et de sorties, retouches à la main) est en annexe A et dans le dossier journal_essais_IA, à côté du notebook.</w:t>
+        <w:t xml:space="preserve">Pour chaque axe : la demande à l'assistant, les variantes, le résultat mesuré, la décision et son motif. Les essais consignés sont faits avec Claude (Anthropic), en mode Cowork. J'ai aussi utilisé ChatGPT (OpenAI), surtout pour la rédaction, la relecture, la recherche d'idées et le code ; ces échanges n'ont pas été archivés. Le journal brut (outil et modèle, dates, extraits de code et de sorties, retouches à la main) est en annexe A et dans le dossier journal_essais_IA, à côté du notebook.</w:t>
       </w:r>
     </w:p>
     <w:p>
@@ -839,7 +839,7 @@
                 <w:color w:val="333333"/>
                 <w:sz w:val="18"/>
               </w:rPr>
-              <w:t xml:space="preserve">Assertions écrites à la main et Pandera, exécutés ; Great Expectations, comparé sur sa documentation</w:t>
+              <w:t xml:space="preserve">Assertions écrites à la main et Pandera, exécutés ; Great Expectations, comparé sur sa documentation</w:t>
             </w:r>
           </w:p>
         </w:tc>
@@ -884,7 +884,7 @@
                 <w:color w:val="333333"/>
                 <w:sz w:val="18"/>
               </w:rPr>
-              <w:t xml:space="preserve">Le contrat retrouve toutes les anomalies des trois règles de l'ERP (prix, stocks, marges) ; les six autres types d'erreurs, sur le site et la table de liaison, restent comptés par la cellule d'audit. Le schéma déclaratif tient en 14 lignes ; les neuf contrôles manuels du projet 6, sur un périmètre plus large, en demandaient environ 55. Le rapport est produit automatiquement. Neuf lignes de l'ERP sur 825 sont en infraction.</w:t>
+              <w:t xml:space="preserve">Le contrat retrouve toutes les anomalies des trois règles de l'ERP (prix, stocks, marges) ; les six autres types d'erreurs, sur le site et la table de liaison, restent comptés par la cellule d'audit. Le schéma déclaratif tient en 14 lignes ; les neuf contrôles manuels du projet 6, sur un périmètre plus large, en demandaient environ 55. Le rapport est produit automatiquement. Neuf lignes de l'ERP sur 825 sont en infraction.</w:t>
             </w:r>
           </w:p>
         </w:tc>
@@ -1183,7 +1183,7 @@
                 <w:color w:val="333333"/>
                 <w:sz w:val="18"/>
               </w:rPr>
-              <w:t>pandas ; Polars ; DuckDB</w:t>
+              <w:t>pandas ; Polars ; DuckDB</w:t>
             </w:r>
           </w:p>
         </w:tc>
@@ -1228,7 +1228,7 @@
                 <w:color w:val="333333"/>
                 <w:sz w:val="18"/>
               </w:rPr>
-              <w:t xml:space="preserve">À 825 lignes, les trois moteurs s'exécutent en moins de 40 millisecondes ; DuckDB est le plus lent, à cause de son temps d'initialisation. À deux millions de lignes, Polars et DuckDB sont 4,1 fois et 2,9 fois plus rapides que pandas le 4 août (exécution livrée) ; 8,1 et 5,7 fois sur mon poste le 25 septembre.</w:t>
+              <w:t xml:space="preserve">À 825 lignes, les trois moteurs s'exécutent en moins de 40 millisecondes ; DuckDB est le plus lent, à cause de son temps d'initialisation. À deux millions de lignes, Polars et DuckDB sont 4,1 fois et 2,9 fois plus rapides que pandas le 4 août (exécution livrée) ; 8,1 et 5,7 fois sur mon poste le 25 septembre.</w:t>
             </w:r>
           </w:p>
         </w:tc>
@@ -1340,7 +1340,7 @@
           <w:color w:val="333333"/>
           <w:sz w:val="21"/>
         </w:rPr>
-        <w:t xml:space="preserve">Seule la mesure de cet axe dépend du matériel : le gain change d'une machine à l'autre, la décision ne change pas. Toutes les mesures, du 26 juin au 28 septembre, sont en annexe A.2 et dans le journal (fichier 02).</w:t>
+        <w:t xml:space="preserve">Seule la mesure de cet axe dépend du matériel : le gain change d'une machine à l'autre, la décision ne change pas. Toutes les mesures, du 26 juin au 28 septembre, sont en annexe A.2 et dans le journal (fichier 02).</w:t>
       </w:r>
     </w:p>
     <w:p>
@@ -1565,7 +1565,7 @@
                 <w:color w:val="333333"/>
                 <w:sz w:val="18"/>
               </w:rPr>
-              <w:t>Écart type sur le prix, méthode existante ; Isolation Forest ; Local Outlier Factor</w:t>
+              <w:t>Écart type sur le prix, méthode existante ; Isolation Forest ; Local Outlier Factor</w:t>
             </w:r>
           </w:p>
         </w:tc>
@@ -1702,7 +1702,7 @@
                 <w:color w:val="333333"/>
                 <w:sz w:val="18"/>
               </w:rPr>
-              <w:t xml:space="preserve">Les 26 références supplémentaires ont été inspectées une à une. La plus parlante, la référence 4355, est affichée en ligne à 12,65 euros pour 77,48 euros d'achat, sans vente en octobre : la détection sur le seul prix ne pouvait pas voir cet écart. Chaque vente ferait perdre près de 65 euros.</w:t>
+              <w:t xml:space="preserve">Les 26 références supplémentaires ont été inspectées une à une. La plus parlante, la référence 4355, est affichée en ligne à 12,65 euros pour 77,48 euros d'achat, sans vente en octobre : la détection sur le seul prix ne pouvait pas voir cet écart. Chaque vente ferait perdre près de 65 euros.</w:t>
             </w:r>
           </w:p>
         </w:tc>
@@ -1935,7 +1935,7 @@
                 <w:color w:val="333333"/>
                 <w:sz w:val="18"/>
               </w:rPr>
-              <w:t>Importances globales d'un modèle d'arbres ; valeurs de Shapley avec l'explicateur dédié aux modèles d'arbres</w:t>
+              <w:t>Importances globales d'un modèle d'arbres ; valeurs de Shapley avec l'explicateur dédié aux modèles d'arbres</w:t>
             </w:r>
           </w:p>
         </w:tc>
@@ -1980,7 +1980,7 @@
                 <w:color w:val="333333"/>
                 <w:sz w:val="18"/>
               </w:rPr>
-              <w:t xml:space="preserve">Le modèle atteint un coefficient de détermination de 0,72 sur le jeu de test, pour une erreur absolue moyenne de 1,54 unité. Le stock disponible est le premier facteur du modèle, devant le prix d'achat et le taux de marge. La note et le nombre d'avis ne pèsent rien, faute de données : les avis sont désactivés sur le site, ces deux colonnes valent zéro pour les 714 produits. En validation croisée à cinq plis (essai D), le pouvoir explicatif va de 0,53 à 0,76 (0,67 en moyenne). Le modèle fait deux fois moins d'erreur qu'une prédiction naïve : 1,54 unité contre 3,46 sur le jeu de test, 1,51 contre 3,26 en moyenne sur les plis.</w:t>
+              <w:t xml:space="preserve">Le modèle atteint un coefficient de détermination de 0,72 sur le jeu de test, pour une erreur absolue moyenne de 1,54 unité. Le stock disponible est le premier facteur du modèle, devant le prix d'achat et le taux de marge. La note et le nombre d'avis ne pèsent rien, faute de données : les avis sont désactivés sur le site, ces deux colonnes valent zéro pour les 714 produits. En validation croisée à cinq plis (essai D), le pouvoir explicatif va de 0,53 à 0,76 (0,67 en moyenne). Le modèle fait deux fois moins d'erreur qu'une prédiction naïve : 1,54 unité contre 3,46 sur le jeu de test, 1,51 contre 3,26 en moyenne sur les plis.</w:t>
             </w:r>
           </w:p>
         </w:tc>
@@ -2136,7 +2136,7 @@
           <w:color w:val="64748B"/>
           <w:sz w:val="17"/>
         </w:rPr>
-        <w:t xml:space="preserve">Figure 3. Contribution de chaque variable au volume de ventes, référence par référence (valeurs de Shapley ; couleur : valeur de la variable, de faible à élevée). Figure redessinée à partir des sorties du notebook (mêmes données).</w:t>
+        <w:t xml:space="preserve">Figure 3. Contribution de chaque variable au volume de ventes, référence par référence (valeurs de Shapley ; couleur : valeur de la variable, de faible à élevée). Figure redessinée à partir des sorties du notebook (mêmes données).</w:t>
       </w:r>
     </w:p>
     <w:p>
@@ -2299,7 +2299,7 @@
                 <w:color w:val="333333"/>
                 <w:sz w:val="17"/>
               </w:rPr>
-              <w:t xml:space="preserve">Variables présentes dans les extractions et utiles au métier, sans la cible parmi les entrées. Réserve : le stock est relevé le 31 octobre, après les ventes qu'il explique ; usage explicatif, jamais prédictif. En pratique, quatre variables portent l'information : note et nombre d'avis valent zéro (avis désactivés), mise en ligne presque constante (713 produits sur 714)</w:t>
+              <w:t xml:space="preserve">Variables présentes dans les extractions et utiles au métier, sans la cible parmi les entrées. Réserve : le stock est relevé le 31 octobre, après les ventes qu'il explique ; usage explicatif, jamais prédictif. En pratique, quatre variables portent l'information : note et nombre d'avis valent zéro (avis désactivés), mise en ligne presque constante (713 produits sur 714)</w:t>
             </w:r>
           </w:p>
         </w:tc>
@@ -2367,7 +2367,7 @@
                 <w:color w:val="333333"/>
                 <w:sz w:val="17"/>
               </w:rPr>
-              <w:t xml:space="preserve">Aucune valeur ne manque dans ces colonnes pour les 714 produits : le remplissage est une précaution pour les prochaines extractions</w:t>
+              <w:t xml:space="preserve">Aucune valeur ne manque dans ces colonnes pour les 714 produits : le remplissage est une précaution pour les prochaines extractions</w:t>
             </w:r>
           </w:p>
         </w:tc>
@@ -3381,7 +3381,7 @@
                 <w:color w:val="333333"/>
                 <w:sz w:val="17"/>
               </w:rPr>
-              <w:t xml:space="preserve">435 références sur 689, soit 63 %, font 80 % du chiffre d'affaires : une concentration faible</w:t>
+              <w:t xml:space="preserve">435 références sur 689, soit 63 %, font 80 % du chiffre d'affaires : une concentration faible</w:t>
             </w:r>
           </w:p>
         </w:tc>
@@ -4052,7 +4052,7 @@
                 <w:color w:val="333333"/>
                 <w:sz w:val="17"/>
               </w:rPr>
-              <w:t xml:space="preserve">Polars 4,1 fois et DuckDB 2,9 fois plus rapides que pandas le 4 août ; 8,1 et 5,7 fois sur mon poste le 25 septembre</w:t>
+              <w:t xml:space="preserve">Polars 4,1 fois et DuckDB 2,9 fois plus rapides que pandas le 4 août ; 8,1 et 5,7 fois sur mon poste le 25 septembre</w:t>
             </w:r>
           </w:p>
         </w:tc>
@@ -4136,7 +4136,7 @@
           <w:color w:val="64748B"/>
           <w:sz w:val="17"/>
         </w:rPr>
-        <w:t xml:space="preserve">Figure 4. Concentration du chiffre d'affaires : 63 % des références qui vendent en portent 80 %, une concentration faible. Figure redessinée à partir des sorties du notebook (mêmes données).</w:t>
+        <w:t xml:space="preserve">Figure 4. Concentration du chiffre d'affaires : 63 % des références qui vendent en portent 80 %, une concentration faible. Figure redessinée à partir des sorties du notebook (mêmes données).</w:t>
       </w:r>
     </w:p>
     <w:p>
@@ -4429,7 +4429,7 @@
                 <w:color w:val="333333"/>
                 <w:sz w:val="17"/>
               </w:rPr>
-              <w:t>Aucune dépense inutile aujourd'hui, aucune refonte à prévoir demain</w:t>
+              <w:t xml:space="preserve">Pas de nouvel outil à installer aujourd'hui ; deux alternatives mesurées si le volume augmente</w:t>
             </w:r>
           </w:p>
         </w:tc>
@@ -4603,7 +4603,7 @@
                 <w:color w:val="333333"/>
                 <w:sz w:val="17"/>
               </w:rPr>
-              <w:t>Le réassort se pilote sur la disponibilité, pas à l'intuition</w:t>
+              <w:t xml:space="preserve">Le réassort se pilote sur la disponibilité en stock</w:t>
             </w:r>
           </w:p>
         </w:tc>
@@ -4688,7 +4688,7 @@
                 <w:color w:val="333333"/>
                 <w:sz w:val="17"/>
               </w:rPr>
-              <w:t>Un gain de temps documenté, sans perte de maîtrise</w:t>
+              <w:t xml:space="preserve">Des essais tracés dans un journal, avec leurs décisions</w:t>
             </w:r>
           </w:p>
         </w:tc>
@@ -4775,7 +4775,7 @@
           <w:color w:val="333333"/>
           <w:sz w:val="21"/>
         </w:rPr>
-        <w:t xml:space="preserve">Traiter d'abord les neuf lignes en infraction de l'ERP. Sept ont un prix de vente sous le prix d'achat, peut-être des erreurs de saisie à vérifier avec les achats. Une seule est rapprochée du site : la référence 4355, affichée en ligne à 12,65 euros pour 77,48 euros d'achat, sans vente en octobre. Des deux lignes à stock négatif, une seule reste dans les 714 produits : huit ventes, 356 euros.</w:t>
+        <w:t xml:space="preserve">Traiter d'abord les neuf lignes en infraction de l'ERP. Sept ont un prix de vente sous le prix d'achat, peut-être des erreurs de saisie à vérifier avec les achats. Une seule est rapprochée du site : la référence 4355, affichée en ligne à 12,65 euros pour 77,48 euros d'achat, sans vente en octobre. Des deux lignes à stock négatif, une seule reste dans les 714 produits : huit ventes, 356 euros.</w:t>
       </w:r>
     </w:p>
     <w:p>
@@ -4792,7 +4792,7 @@
           <w:color w:val="333333"/>
           <w:sz w:val="21"/>
         </w:rPr>
-        <w:t xml:space="preserve">Piloter le réassort par la disponibilité en stock, premier facteur du modèle de ventes, avec la réserve de la section 7 : ce lien n'est pas causal.</w:t>
+        <w:t xml:space="preserve">Piloter le réassort par la disponibilité en stock, premier facteur du modèle de ventes, avec la réserve de la section 7 : ce lien n'est pas causal.</w:t>
       </w:r>
     </w:p>
     <w:p>
@@ -4941,7 +4941,7 @@
                 <w:color w:val="333333"/>
                 <w:sz w:val="18"/>
               </w:rPr>
-              <w:t xml:space="preserve">Python 3.11 ou supérieur (exécution livrée : 3.11.15 ; mon poste, le 25 septembre : 3.13.9)</w:t>
+              <w:t xml:space="preserve">Python 3.11 ou supérieur (exécution livrée : 3.11.15 ; mon poste, les 25 et 30 septembre : 3.13.9)</w:t>
             </w:r>
           </w:p>
         </w:tc>
@@ -4988,7 +4988,7 @@
                 <w:color w:val="333333"/>
                 <w:sz w:val="18"/>
               </w:rPr>
-              <w:t xml:space="preserve">pandas, numpy, scikit-learn, pandera, polars, duckdb, shap, matplotlib, seaborn, openpyxl, pyarrow. La dernière étape du notebook imprime les versions des huit bibliothèques principales ; le fichier requirements.txt les fixe.</w:t>
+              <w:t xml:space="preserve">pandas, numpy, scikit-learn, pandera, polars, duckdb, shap, matplotlib, seaborn, openpyxl, pyarrow. La dernière étape du notebook imprime les versions des huit bibliothèques principales ; le fichier requirements.txt les fixe.</w:t>
             </w:r>
           </w:p>
         </w:tc>
@@ -5311,7 +5311,7 @@
                 <w:color w:val="333333"/>
                 <w:sz w:val="18"/>
               </w:rPr>
-              <w:t xml:space="preserve">Le 25 septembre 2026, les trois notebooks réexécutés sans erreur sur mon poste (Anaconda, Python 3.13.9, pandas 2.2.3) : mêmes chiffres métier, temps différents. Ce poste n'est pas vierge et ses versions ne sont pas celles du requirements.txt. Le 28 septembre, réexécution par l'assistant dans un environnement neuf, créé avec le requirements.txt : mêmes sorties, temps exceptés. Ce sont les deux preuves du jalon J4, à faire valider en séance 3</w:t>
+              <w:t xml:space="preserve">Le 25 septembre 2026, sur mon poste (Anaconda, Python 3.13.9, pandas 2.2.3, versions différentes du requirements.txt), trois notebooks réexécutés sans erreur : mêmes chiffres métier, temps différents. Le 28 septembre, réexécution par l'assistant dans un environnement neuf, créé avec le requirements.txt : mêmes sorties, temps exceptés. Le 30 septembre, sur mon poste, environnement neuf créé avec le seul requirements.txt : les deux notebooks du dossier de dépôt sans erreur, 14 chiffres clés sur 14, autres sorties identiques hors temps de calcul et version de Python. C'est la preuve du jalon J4 : le critère parle d'un poste vierge, la preuve réelle est cet environnement neuf sur mon poste. Sa validation est demandée en séance 3</w:t>
             </w:r>
           </w:p>
         </w:tc>
@@ -5358,7 +5358,7 @@
                 <w:color w:val="333333"/>
                 <w:sz w:val="18"/>
               </w:rPr>
-              <w:t xml:space="preserve">Chaque mois : réexécuter le notebook sur la nouvelle extraction et lire le rapport du contrat. Chaque année : mettre à jour le requirements.txt, réexécuter sur l'extraction de référence et vérifier les treize résultats. Environ 4 heures par an (cahier des charges, section 8)</w:t>
+              <w:t xml:space="preserve">Chaque mois : réexécuter le notebook sur la nouvelle extraction et lire le rapport du contrat. Chaque année : mettre à jour le requirements.txt, réexécuter sur l'extraction de référence et vérifier les treize résultats. Environ 4 heures par an (cahier des charges, section 8)</w:t>
             </w:r>
           </w:p>
         </w:tc>
@@ -5521,7 +5521,7 @@
                 <w:color w:val="333333"/>
                 <w:sz w:val="17"/>
               </w:rPr>
-              <w:t xml:space="preserve">714 produits seulement. Le pouvoir explicatif de 0,72 dépend de la partition des données : de 0,53 à 0,76 en validation croisée, 0,67 en moyenne. Il reste à confirmer sur d'autres mois.</w:t>
+              <w:t xml:space="preserve">714 produits seulement. Le pouvoir explicatif de 0,72 dépend de la partition des données : de 0,53 à 0,76 en validation croisée, 0,67 en moyenne. Il reste à confirmer sur d'autres mois.</w:t>
             </w:r>
           </w:p>
         </w:tc>
@@ -5567,7 +5567,7 @@
                 <w:color w:val="333333"/>
                 <w:sz w:val="17"/>
               </w:rPr>
-              <w:t>Les anomalies sont des signaux, pas des vérités</w:t>
+              <w:t xml:space="preserve">Chaque anomalie est un signal à vérifier</w:t>
             </w:r>
           </w:p>
         </w:tc>
@@ -5654,7 +5654,7 @@
                 <w:color w:val="333333"/>
                 <w:sz w:val="17"/>
               </w:rPr>
-              <w:t xml:space="preserve">L'explication porte sur le modèle, pas sur le monde réel. Affirmer que le stock explique les ventes peut refléter une logique d'offre : on ne vend que ce que l'on a en stock, et le stock est relevé le 31 octobre, après les ventes du mois.</w:t>
+              <w:t xml:space="preserve">L'explication porte sur le modèle, pas sur le monde réel. Affirmer que le stock explique les ventes peut refléter une logique d'offre : on ne vend que ce que l'on a en stock, et le stock est relevé le 31 octobre, après les ventes du mois.</w:t>
             </w:r>
           </w:p>
         </w:tc>
@@ -5742,7 +5742,7 @@
                 <w:color w:val="333333"/>
                 <w:sz w:val="17"/>
               </w:rPr>
-              <w:t>Piste d'évolution identifiée : historiser les ventes pour ouvrir la prévision de demande</w:t>
+              <w:t>Piste d'évolution identifiée : historiser les ventes pour ouvrir la prévision de demande</w:t>
             </w:r>
           </w:p>
         </w:tc>
@@ -5807,7 +5807,7 @@
                 <w:color w:val="333333"/>
                 <w:sz w:val="17"/>
               </w:rPr>
-              <w:t xml:space="preserve">Relecture et exécution systématiques, confrontation au résultat attendu, journal des essais ; ma relecture des essais C et D est prévue avant la séance 3</w:t>
+              <w:t xml:space="preserve">Relecture et exécution systématiques, confrontation au résultat attendu, journal des essais ; ma relecture des essais C et D est en cours</w:t>
             </w:r>
           </w:p>
         </w:tc>
@@ -5852,7 +5852,7 @@
                 <w:color w:val="333333"/>
                 <w:sz w:val="17"/>
               </w:rPr>
-              <w:t xml:space="preserve">Les avis sont désactivés sur le site : la note moyenne et le nombre d'avis valent zéro pour les 714 produits. Le modèle ne peut rien dire des avis.</w:t>
+              <w:t xml:space="preserve">Les avis sont désactivés sur le site : la note moyenne et le nombre d'avis valent zéro pour les 714 produits. Le modèle ne peut rien dire des avis.</w:t>
             </w:r>
           </w:p>
         </w:tc>
@@ -6728,7 +6728,7 @@
           <w:color w:val="333333"/>
           <w:sz w:val="21"/>
         </w:rPr>
-        <w:t>Chaque document commence par sa page d'identification : auteur, objet, périmètre, date, version.</w:t>
+        <w:t>Chaque document commence par sa page d'identification : auteur, objet, périmètre, date, version.</w:t>
       </w:r>
     </w:p>
     <w:p>
@@ -7668,7 +7668,7 @@
           <w:color w:val="333333"/>
           <w:sz w:val="21"/>
         </w:rPr>
-        <w:t xml:space="preserve">Le projet livre une preuve de concept, pas un système en production. Passer à l'exploitation courante demande un travail d'industrialisation qui n'est pas dans le périmètre.</w:t>
+        <w:t xml:space="preserve">Le projet livre une preuve de concept. Passer à l'exploitation courante demande un travail d'industrialisation qui n'est pas dans le périmètre.</w:t>
       </w:r>
     </w:p>
     <w:p>
@@ -7685,7 +7685,7 @@
           <w:color w:val="333333"/>
           <w:sz w:val="21"/>
         </w:rPr>
-        <w:t>Les seuils de détection sont des propositions, pas des vérités. Ils doivent être arbitrés avec le service achats après une première campagne d'usage.</w:t>
+        <w:t xml:space="preserve">Les seuils de détection sont des propositions : ils doivent être arbitrés avec le service achats après une première campagne d'usage.</w:t>
       </w:r>
     </w:p>
     <w:p>
@@ -8091,7 +8091,7 @@
           <w:color w:val="333333"/>
           <w:sz w:val="21"/>
         </w:rPr>
-        <w:t xml:space="preserve">Brancher sur l'extraction mensuelle la couverture de stock et le stock immobilisé, que demandait le projet 6. Le calcul existe depuis le 25 septembre (essai C, fonctionnalité F8 du cahier des charges) ; il faudra tenir compte de la saisonnalité dès qu'un historique existe.</w:t>
+        <w:t xml:space="preserve">Brancher sur l'extraction mensuelle la couverture de stock et le stock immobilisé, que demandait le projet 6. Le calcul existe depuis le 25 septembre (essai C, fonctionnalité F8 du cahier des charges) ; il faudra tenir compte de la saisonnalité dès qu'un historique existe.</w:t>
       </w:r>
     </w:p>
     <w:p>
@@ -8158,7 +8158,7 @@
           <w:color w:val="333333"/>
           <w:sz w:val="21"/>
         </w:rPr>
-        <w:t xml:space="preserve">Cette annexe complète la section 2. Pour chaque essai, elle donne les cinq informations qui répondent à l'étape 4 de l'énoncé : l'outil et le modèle, la date, la demande adressée à l'assistant, un extrait de la réponse retenue ou écartée, et ce qui a été modifié ou vérifié à la main. Le dossier journal_essais_IA, livré à côté du notebook, en donne la version longue (un fichier par axe, avec les extraits de code complets).</w:t>
+        <w:t xml:space="preserve">Cette annexe complète la section 2. Pour chaque essai, elle donne les cinq informations qui répondent à l'étape 4 de l'énoncé : l'outil et le modèle, la date, la demande adressée à l'assistant, un extrait de la réponse retenue ou écartée, et ce qui a été modifié ou vérifié à la main. Le dossier journal_essais_IA, livré à côté du notebook, en donne la version longue (un fichier par axe, avec les extraits de code complets).</w:t>
       </w:r>
     </w:p>
     <w:p>
@@ -8183,7 +8183,7 @@
           <w:color w:val="333333"/>
           <w:sz w:val="20"/>
         </w:rPr>
-        <w:t xml:space="preserve"> Les essais ont été menés avec Claude (Anthropic), dans l'application Claude de bureau en mode Cowork, qui travaille dans le dossier du projet et exécute le notebook sur le poste. Trois exécutions sont conservées : 26 juin 2026 (première ébauche, fichiers 062026, Python 3.10.12), 31 juillet 2026 (première version complète, 072026) et 4 août 2026 (exécution livrée, Python 3.11.15, versions dans la dernière cellule). Deux réexécutions de contrôle ont suivi : le 25 septembre sur mon poste, le 28 septembre dans un environnement neuf (section 6). Les extraits de code, les sorties chiffrées et les commentaires cités sont littéraux, copiés des notebooks conservés avec leur date d'exécution. Les échanges n'ont pas été archivés mot pour mot. Les demandes sont reconstituées à partir des résumés du notebook (cellules « Prompt (résumé) », devenues « Demande à l'assistant (résumé) » le 25 septembre) et de la section 2. L'identifiant du modèle en service à ces dates n'a pas été consigné. Les deux essais complémentaires du 17 septembre 2026 (Local Outlier Factor, importances globales) sont entièrement littéraux : demande, code, sorties, date et modèle (claude-fable-5-1), dans le notebook Lippens_Charles_1_essais_complementaires_092026.ipynb, livré à côté du notebook amélioré. Le notebook amélioré garde le code exécuté et les sorties du 4 août 2026. Son texte a changé le 24 septembre (étape 5 : avis clients, lien entre stock et ventes), puis les 25 et 28 septembre, pour la clarté. Le 28 septembre, des commentaires ont été ajoutés au code, sans réexécution. Le projet a deux phases. D'abord la préparation, de juin à août 2026 : faisabilité, premiers essais, première version complète. Puis le mentorat, du 14 septembre à la soutenance de la semaine du 12 octobre : les trois versions arbitrées en séance et les essais complémentaires.</w:t>
+        <w:t xml:space="preserve"> Les essais ont été menés avec Claude (Anthropic), dans l'application Claude de bureau en mode Cowork, qui travaille dans le dossier du projet et exécute le notebook sur le poste. Trois exécutions sont conservées : 26 juin 2026 (première ébauche, fichiers 062026, Python 3.10.12), 31 juillet 2026 (première version complète, 072026) et 4 août 2026 (exécution livrée, Python 3.11.15, versions dans la dernière cellule). Trois réexécutions de contrôle ont suivi : le 25 septembre sur mon poste, le 28 septembre dans un environnement neuf de l'assistant, le 30 septembre sur mon poste dans un environnement neuf (jalon J4, section 6). Les extraits de code, les sorties chiffrées et les commentaires cités sont littéraux, copiés des notebooks conservés avec leur date d'exécution. Les échanges n'ont pas été archivés mot pour mot. Les demandes sont reconstituées à partir des résumés du notebook (cellules « Prompt (résumé) », devenues « Demande à l'assistant (résumé) » le 25 septembre) et de la section 2. L'identifiant du modèle en service à ces dates n'a pas été consigné. Les deux essais complémentaires du 17 septembre 2026 (Local Outlier Factor, importances globales) sont entièrement littéraux : demande, code, sorties, date et modèle (claude-fable-5-1), dans le notebook Lippens_Charles_1_essais_complementaires_092026.ipynb, livré à côté du notebook amélioré. Le notebook amélioré garde le code exécuté et les sorties du 4 août 2026. Son texte a changé le 24 septembre (étape 5 : avis clients, lien entre stock et ventes), puis les 25 et 28 septembre, pour la clarté. Le 28 septembre, des commentaires ont été ajoutés au code, sans réexécution. Le projet a deux phases. D'abord la préparation, de juin à août 2026 : faisabilité, premiers essais, première version complète. Puis le mentorat, du 14 septembre à la soutenance de la semaine du 12 octobre : les trois versions arbitrées en séance et les essais complémentaires.</w:t>
       </w:r>
     </w:p>
     <w:p>
@@ -8387,7 +8387,7 @@
                 <w:color w:val="333333"/>
                 <w:sz w:val="18"/>
               </w:rPr>
-              <w:t xml:space="preserve">Dictionnaire de neuf comptages pandas : prix négatifs, stocks négatifs, prix d'achat supérieur au prix de vente, lignes attachment, SKU manquants ou en doublon, ventes négatives, id_web manquants, formats non standard</w:t>
+              <w:t xml:space="preserve">Dictionnaire de neuf comptages pandas : prix négatifs, stocks négatifs, prix d'achat supérieur au prix de vente, lignes attachment, SKU manquants ou en doublon, ventes négatives, id_web manquants, formats non standard</w:t>
             </w:r>
           </w:p>
         </w:tc>
@@ -8405,7 +8405,7 @@
                 <w:color w:val="333333"/>
                 <w:sz w:val="18"/>
               </w:rPr>
-              <w:t xml:space="preserve">3, 2, 7, 714, 2, 1, 2, 91 et 3 occurrences ; diagnostic « jetable », non rejouable, sans rapport</w:t>
+              <w:t xml:space="preserve">3, 2, 7, 714, 2, 1, 2, 91 et 3 occurrences ; diagnostic « jetable », non rejouable, sans rapport</w:t>
             </w:r>
           </w:p>
         </w:tc>
@@ -8464,7 +8464,7 @@
                 <w:color w:val="333333"/>
                 <w:sz w:val="18"/>
               </w:rPr>
-              <w:t xml:space="preserve">Transformer ces neuf contrôles en un schéma typé et réutilisable qui produise un rapport des lignes en infraction sans corriger ; comparer Pandera et Great Expectations (reconstituée, résumé conservé dans le notebook)</w:t>
+              <w:t xml:space="preserve">Transformer ces neuf contrôles en un schéma typé et réutilisable qui produise un rapport des lignes en infraction sans corriger ; comparer Pandera et Great Expectations (reconstituée, résumé conservé dans le notebook)</w:t>
             </w:r>
           </w:p>
         </w:tc>
@@ -8500,7 +8500,7 @@
                 <w:color w:val="333333"/>
                 <w:sz w:val="18"/>
               </w:rPr>
-              <w:t xml:space="preserve">26 juin : rapport brut de 42 cas pour la marge négative ; 4 août : « 9 lignes en infraction sur 825 lignes ERP (1,1 %) », dont 7 marges négatives, 3 prix et 2 stocks</w:t>
+              <w:t xml:space="preserve">26 juin : rapport brut de 42 cas pour la marge négative ; 4 août : « 9 lignes en infraction sur 825 lignes ERP (1,1 %) », dont 7 marges négatives, 3 prix et 2 stocks</w:t>
             </w:r>
           </w:p>
         </w:tc>
@@ -8518,7 +8518,7 @@
                 <w:color w:val="333333"/>
                 <w:sz w:val="18"/>
               </w:rPr>
-              <w:t xml:space="preserve">Confrontation ligne à ligne avec l'audit manuel ; rapport réécrit le 31 juillet pour compter les lignes uniques (sept lignes sur six colonnes donnaient 42 cas)</w:t>
+              <w:t xml:space="preserve">Confrontation ligne à ligne avec l'audit manuel ; rapport réécrit le 31 juillet pour compter les lignes uniques (sept lignes sur six colonnes donnaient 42 cas)</w:t>
             </w:r>
           </w:p>
         </w:tc>
@@ -8577,7 +8577,7 @@
                 <w:color w:val="333333"/>
                 <w:sz w:val="18"/>
               </w:rPr>
-              <w:t xml:space="preserve">Commentaire de la version du 4 août, réécrit le 25 septembre : « très complet (data docs, store) mais lourd ; Pandera est léger, typé, tient en 14 lignes »</w:t>
+              <w:t xml:space="preserve">Commentaire de la version du 4 août, réécrit le 25 septembre : « très complet (data docs, store) mais lourd ; Pandera est léger, typé, tient en 14 lignes »</w:t>
             </w:r>
           </w:p>
         </w:tc>
@@ -8595,7 +8595,7 @@
                 <w:color w:val="333333"/>
                 <w:sz w:val="18"/>
               </w:rPr>
-              <w:t xml:space="preserve">Aucune cellule conservée : comparaison sur la documentation officielle et le poids de mise en œuvre</w:t>
+              <w:t xml:space="preserve">Aucune cellule conservée : comparaison sur la documentation officielle et le poids de mise en œuvre</w:t>
             </w:r>
           </w:p>
         </w:tc>
@@ -8613,7 +8613,7 @@
                 <w:color w:val="333333"/>
                 <w:sz w:val="18"/>
               </w:rPr>
-              <w:t xml:space="preserve">Motif d'écart reporté dans la veille (3.1) : gardé en réserve pour un pipeline avec gouvernance</w:t>
+              <w:t xml:space="preserve">Motif d'écart reporté dans la veille (3.1) : gardé en réserve pour un pipeline avec gouvernance</w:t>
             </w:r>
           </w:p>
         </w:tc>
@@ -8839,7 +8839,7 @@
                 <w:color w:val="333333"/>
                 <w:sz w:val="18"/>
               </w:rPr>
-              <w:t xml:space="preserve">825 lignes : 26 juin 5,27 / 1,59 / 22,11 ms ; 31 juillet 9,65 / 4,10 / 39,07 ms ; 4 août 9,94 / 2,53 / 32,33 ms ; 25 septembre, mon poste, 4,70 / 2,07 / 26,66 ms (pandas, Polars, DuckDB). Autres mesures dans le journal</w:t>
+              <w:t xml:space="preserve">825 lignes : 26 juin 5,27 / 1,59 / 22,11 ms ; 31 juillet 9,65 / 4,10 / 39,07 ms ; 4 août 9,94 / 2,53 / 32,33 ms ; 25 septembre, mon poste, 4,70 / 2,07 / 26,66 ms (pandas, Polars, DuckDB). Autres mesures dans le journal</w:t>
             </w:r>
           </w:p>
         </w:tc>
@@ -8857,7 +8857,7 @@
                 <w:color w:val="333333"/>
                 <w:sz w:val="18"/>
               </w:rPr>
-              <w:t xml:space="preserve">Résultats de chaque moteur comparés au résultat pandas avant toute mesure ; lenteur de DuckDB notée comme effet d'initialisation</w:t>
+              <w:t xml:space="preserve">Résultats de chaque moteur comparés au résultat pandas avant toute mesure ; lenteur de DuckDB notée comme effet d'initialisation</w:t>
             </w:r>
           </w:p>
         </w:tc>
@@ -8935,7 +8935,7 @@
                 <w:color w:val="333333"/>
                 <w:sz w:val="18"/>
               </w:rPr>
-              <w:t xml:space="preserve">Facteurs Polars et DuckDB : 5,9 et 3,7 (26 juin), 3,5 et 2,9 (31 juillet), 4,1 et 2,9 (4 août, livrée), 8,1 et 5,7 (25 septembre, mon poste). Mesures du 28 septembre dans le journal (fichier 02)</w:t>
+              <w:t xml:space="preserve">Facteurs Polars et DuckDB : 5,9 et 3,7 (26 juin), 3,5 et 2,9 (31 juillet), 4,1 et 2,9 (4 août, livrée), 8,1 et 5,7 (25 septembre, mon poste). Mesures du 28 septembre dans le journal (fichier 02)</w:t>
             </w:r>
           </w:p>
         </w:tc>
@@ -8954,7 +8954,7 @@
                 <w:color w:val="333333"/>
                 <w:sz w:val="18"/>
               </w:rPr>
-              <w:t xml:space="preserve">Conclusion réécrite le 31 juillet pour ne publier qu'un ordre de grandeur ; depuis le 28 septembre, le dossier cite des facteurs datés (4 août et 25 septembre)</w:t>
+              <w:t xml:space="preserve">Conclusion réécrite le 31 juillet pour ne publier qu'un ordre de grandeur ; depuis le 28 septembre, le dossier cite des facteurs datés (4 août et 25 septembre)</w:t>
             </w:r>
           </w:p>
         </w:tc>
@@ -8995,7 +8995,7 @@
                 <w:color w:val="333333"/>
                 <w:sz w:val="18"/>
               </w:rPr>
-              <w:t xml:space="preserve">Faire tourner le notebook de bout en bout sur un poste vierge : graine, chemins relatifs avec message clair, versions affichées (reconstituée)</w:t>
+              <w:t xml:space="preserve">Faire tourner le notebook de bout en bout sur un poste vierge : graine, chemins relatifs avec message clair, versions affichées (reconstituée)</w:t>
             </w:r>
           </w:p>
         </w:tc>
@@ -9032,7 +9032,7 @@
                 <w:color w:val="333333"/>
                 <w:sz w:val="18"/>
               </w:rPr>
-              <w:t xml:space="preserve">Résultats métier identiques aux trois dates, puis le 25 septembre sur mon poste (autres versions) et le 28 septembre dans un environnement neuf (versions du requirements.txt). Versions du 4 août : pandas 3.0.2, scikit-learn 1.8.0, pandera 0.32.1, polars 1.43.2, duckdb 1.5.5, shap 0.51.0</w:t>
+              <w:t xml:space="preserve">Résultats métier identiques aux trois dates, puis le 25 septembre sur mon poste (autres versions), le 28 septembre chez l'assistant et le 30 septembre sur mon poste, chaque fois dans un environnement neuf (versions du requirements.txt). Versions du 4 août : pandas 3.0.2, scikit-learn 1.8.0, pandera 0.32.1, polars 1.43.2, duckdb 1.5.5, shap 0.51.0</w:t>
             </w:r>
           </w:p>
         </w:tc>
@@ -9051,7 +9051,7 @@
                 <w:color w:val="333333"/>
                 <w:sz w:val="18"/>
               </w:rPr>
-              <w:t xml:space="preserve">requirements.txt et README ajoutés le 17 septembre dans le dossier de dépôt ; installation vérifiée le 28 septembre dans un environnement neuf</w:t>
+              <w:t xml:space="preserve">requirements.txt et README ajoutés le 17 septembre dans le dossier de dépôt ; installation vérifiée dans un environnement neuf le 28 septembre par l'assistant, puis le 30 septembre sur mon poste</w:t>
             </w:r>
           </w:p>
         </w:tc>
@@ -9294,7 +9294,7 @@
                 <w:color w:val="333333"/>
                 <w:sz w:val="18"/>
               </w:rPr>
-              <w:t xml:space="preserve">Limite écrite à la main : méthode univariée, aveugle aux combinaisons suspectes</w:t>
+              <w:t xml:space="preserve">Limite écrite à la main : méthode univariée, aveugle aux combinaisons suspectes</w:t>
             </w:r>
           </w:p>
         </w:tc>
@@ -9371,7 +9371,7 @@
                 <w:color w:val="333333"/>
                 <w:sz w:val="18"/>
               </w:rPr>
-              <w:t xml:space="preserve">36 anomalies contre 13, 10 communes, 26 supplémentaires ; cas le plus parlant : une référence affichée à 12,65 euros pour 77,48 euros d'achat, sans vente en octobre</w:t>
+              <w:t xml:space="preserve">36 anomalies contre 13, 10 communes, 26 supplémentaires ; cas le plus parlant : une référence affichée à 12,65 euros pour 77,48 euros d'achat, sans vente en octobre</w:t>
             </w:r>
           </w:p>
         </w:tc>
@@ -9389,7 +9389,7 @@
                 <w:color w:val="333333"/>
                 <w:sz w:val="18"/>
               </w:rPr>
-              <w:t xml:space="preserve">26 références inspectées une à une ; taux d'anomalies noté comme réglage à valider avec le métier ; figure relue</w:t>
+              <w:t xml:space="preserve">26 références inspectées une à une ; taux d'anomalies noté comme réglage à valider avec le métier ; figure relue</w:t>
             </w:r>
           </w:p>
         </w:tc>
@@ -9430,7 +9430,7 @@
                 <w:color w:val="333333"/>
                 <w:sz w:val="18"/>
               </w:rPr>
-              <w:t xml:space="preserve">Juin : évaluer une méthode de voisinage local (reconstituée). 17 septembre : recommandation A8 de l'audit, littérale : « une note d'essai pour Local Outlier Factor »</w:t>
+              <w:t xml:space="preserve">Juin : évaluer une méthode de voisinage local (reconstituée). 17 septembre : recommandation A8 de l'audit, littérale : « une note d'essai pour Local Outlier Factor »</w:t>
             </w:r>
           </w:p>
         </w:tc>
@@ -9448,7 +9448,7 @@
                 <w:color w:val="333333"/>
                 <w:sz w:val="18"/>
               </w:rPr>
-              <w:t xml:space="preserve">Juin : commentaire de la version du 4 août, réécrit le 25 septembre, « sensible au paramètre de voisinage et moins stable ici ». 17 septembre : LocalOutlierFactor sur les mêmes variables standardisées, 5 à 50 voisins, indice de Jaccard entre réglages</w:t>
+              <w:t xml:space="preserve">Juin : commentaire de la version du 4 août, réécrit le 25 septembre, « sensible au paramètre de voisinage et moins stable ici ». 17 septembre : LocalOutlierFactor sur les mêmes variables standardisées, 5 à 50 voisins, indice de Jaccard entre réglages</w:t>
             </w:r>
           </w:p>
         </w:tc>
@@ -9466,7 +9466,7 @@
                 <w:color w:val="333333"/>
                 <w:sz w:val="18"/>
               </w:rPr>
-              <w:t xml:space="preserve">17 septembre : 36 anomalies à chaque réglage, mais 11 à 22 communes avec Isolation Forest et un Jaccard de 0,41 entre 20 et 35 voisins. Isolation Forest garde un indice de Jaccard de 0,80 à 0,85 (32 à 33 références communes sur 36) quand seule la graine change</w:t>
+              <w:t xml:space="preserve">17 septembre : 36 anomalies à chaque réglage, mais 11 à 22 communes avec Isolation Forest et un Jaccard de 0,41 entre 20 et 35 voisins. Isolation Forest garde un indice de Jaccard de 0,80 à 0,85 (32 à 33 références communes sur 36) quand seule la graine change</w:t>
             </w:r>
           </w:p>
         </w:tc>
@@ -9484,7 +9484,7 @@
                 <w:color w:val="333333"/>
                 <w:sz w:val="18"/>
               </w:rPr>
-              <w:t xml:space="preserve">Critère de stabilité choisi à la main ; écart de juin confirmé et rendu rejouable dans le notebook complémentaire</w:t>
+              <w:t xml:space="preserve">Critère de stabilité choisi à la main ; écart de juin confirmé et rendu rejouable dans le notebook complémentaire</w:t>
             </w:r>
           </w:p>
         </w:tc>
@@ -9710,7 +9710,7 @@
                 <w:color w:val="333333"/>
                 <w:sz w:val="18"/>
               </w:rPr>
-              <w:t xml:space="preserve">R² de 0,724 et erreur absolue moyenne de 1,54 unité sur le jeu de test, identiques à chaque exécution, dont celles des 25 et 28 septembre</w:t>
+              <w:t xml:space="preserve">R² de 0,724 et erreur absolue moyenne de 1,54 unité sur le jeu de test, identiques à chaque exécution, dont celles des 25, 28 et 30 septembre</w:t>
             </w:r>
           </w:p>
         </w:tc>
@@ -9728,7 +9728,7 @@
                 <w:color w:val="333333"/>
                 <w:sz w:val="18"/>
               </w:rPr>
-              <w:t xml:space="preserve">Modèle gardé peu profond ; résultat rapporté aux critères du cahier des charges (0,60 et 3 unités)</w:t>
+              <w:t xml:space="preserve">Modèle gardé peu profond ; résultat rapporté aux critères du cahier des charges (0,60 et 3 unités)</w:t>
             </w:r>
           </w:p>
         </w:tc>
@@ -9805,7 +9805,7 @@
                 <w:color w:val="333333"/>
                 <w:sz w:val="18"/>
               </w:rPr>
-              <w:t xml:space="preserve">Stock disponible premier facteur, devant le prix d'achat et le taux de marge ; notes et avis à zéro, faute d'avis sur le site (lecture corrigée le 24 septembre 2026)</w:t>
+              <w:t xml:space="preserve">Stock disponible premier facteur, devant le prix d'achat et le taux de marge ; notes et avis à zéro, faute d'avis sur le site (lecture corrigée le 24 septembre 2026)</w:t>
             </w:r>
           </w:p>
         </w:tc>
@@ -9823,7 +9823,7 @@
                 <w:color w:val="333333"/>
                 <w:sz w:val="18"/>
               </w:rPr>
-              <w:t xml:space="preserve">Risque de lecture causale relevé et traité en section 7 ; recommandation de réassort écrite à la main</w:t>
+              <w:t xml:space="preserve">Risque de lecture causale relevé et traité en section 7 ; recommandation de réassort écrite à la main</w:t>
             </w:r>
           </w:p>
         </w:tc>
@@ -9864,7 +9864,7 @@
                 <w:color w:val="333333"/>
                 <w:sz w:val="18"/>
               </w:rPr>
-              <w:t xml:space="preserve">Juin : comparer les importances globales aux valeurs de Shapley (reconstituée). 17 septembre : demande littérale, issue de l'audit des attendus : « une cellule d'importances globales face aux valeurs de Shapley »</w:t>
+              <w:t xml:space="preserve">Juin : comparer les importances globales aux valeurs de Shapley (reconstituée). 17 septembre : demande littérale, issue de l'audit des attendus : « une cellule d'importances globales face aux valeurs de Shapley »</w:t>
             </w:r>
           </w:p>
         </w:tc>
@@ -9882,7 +9882,7 @@
                 <w:color w:val="333333"/>
                 <w:sz w:val="18"/>
               </w:rPr>
-              <w:t xml:space="preserve">17 septembre : feature_importances_, permutation_importance sur le test (20 répétitions) et moyenne des valeurs de Shapley absolues, côte à côte, puis un cas individuel</w:t>
+              <w:t xml:space="preserve">17 septembre : feature_importances_, permutation_importance sur le test (20 répétitions) et moyenne des valeurs de Shapley absolues, côte à côte, puis un cas individuel</w:t>
             </w:r>
           </w:p>
         </w:tc>
@@ -9900,7 +9900,7 @@
                 <w:color w:val="333333"/>
                 <w:sz w:val="18"/>
               </w:rPr>
-              <w:t xml:space="preserve">Même classement pour les trois lectures (stock 0,68 / 0,63 / 0,56 ; prix d'achat ; taux de marge ; prix ; avis et nombre d'avis à zéro). Pour le produit 4220 (ligne 135 de la table, dans le jeu de test), Shapley attribue +5,75 unités au stock et +2,32 au prix d'achat</w:t>
+              <w:t xml:space="preserve">Même classement pour les trois lectures (stock 0,68 / 0,63 / 0,56 ; prix d'achat ; taux de marge ; prix ; avis et nombre d'avis à zéro). Pour le produit 4220 (ligne 135 de la table, dans le jeu de test), Shapley attribue +5,75 unités au stock et +2,32 au prix d'achat</w:t>
             </w:r>
           </w:p>
         </w:tc>
@@ -9918,7 +9918,7 @@
                 <w:color w:val="333333"/>
                 <w:sz w:val="18"/>
               </w:rPr>
-              <w:t xml:space="preserve">Importance par permutation ajoutée à la main ; écart de juin confirmé : les importances hiérarchisent, elles n'expliquent pas une référence</w:t>
+              <w:t xml:space="preserve">Importance par permutation ajoutée à la main ; écart de juin confirmé : les importances hiérarchisent, elles n'expliquent pas une référence</w:t>
             </w:r>
           </w:p>
         </w:tc>
@@ -9961,7 +9961,7 @@
                 <w:color w:val="333333"/>
                 <w:sz w:val="18"/>
               </w:rPr>
-              <w:t xml:space="preserve">Extrait littéral, Claude (modèle claude-opus-5-5), 25 septembre 2026 : « ce serait bien de fix les partiel et manquants pour avoir en complet » ; points visés : stabilité selon la partition, comparaison à une prédiction naïve</w:t>
+              <w:t xml:space="preserve">Extrait littéral, Claude (modèle claude-opus-5-5), 25 septembre 2026 : « ce serait bien de fix les partiel et manquants pour avoir en complet » ; points visés : stabilité selon la partition, comparaison à une prédiction naïve</w:t>
             </w:r>
           </w:p>
         </w:tc>
@@ -9980,7 +9980,7 @@
                 <w:color w:val="333333"/>
                 <w:sz w:val="18"/>
               </w:rPr>
-              <w:t xml:space="preserve">KFold(n_splits=5, shuffle=True, random_state=SEED) et cross_validate sur le même modèle ; moyenne du jeu d'apprentissage comme référence naïve</w:t>
+              <w:t xml:space="preserve">KFold(n_splits=5, shuffle=True, random_state=SEED) et cross_validate sur le même modèle ; moyenne du jeu d'apprentissage comme référence naïve</w:t>
             </w:r>
           </w:p>
         </w:tc>
@@ -9999,7 +9999,7 @@
                 <w:color w:val="333333"/>
                 <w:sz w:val="18"/>
               </w:rPr>
-              <w:t xml:space="preserve">R² par pli : 0,76 ; 0,68 ; 0,53 ; 0,73 ; 0,64 (moyenne 0,67) ; erreur de 1,54 unité contre 3,46 sur le jeu de test (1,51 contre 3,26 sur les cinq plis) ; stock premier sur les cinq plis</w:t>
+              <w:t xml:space="preserve">R² par pli : 0,76 ; 0,68 ; 0,53 ; 0,73 ; 0,64 (moyenne 0,67) ; erreur de 1,54 unité contre 3,46 sur le jeu de test (1,51 contre 3,26 sur les cinq plis) ; stock premier sur les cinq plis</w:t>
             </w:r>
           </w:p>
         </w:tc>
@@ -10018,7 +10018,7 @@
                 <w:color w:val="333333"/>
                 <w:sz w:val="18"/>
               </w:rPr>
-              <w:t xml:space="preserve">Chiffres recalculés par l'assistant dans un script séparé ; ma relecture est prévue avant la séance 3</w:t>
+              <w:t xml:space="preserve">Chiffres recalculés par l'assistant dans un script séparé ; ma relecture est en cours</w:t>
             </w:r>
           </w:p>
         </w:tc>
@@ -10041,7 +10041,7 @@
           <w:color w:val="333333"/>
           <w:sz w:val="21"/>
         </w:rPr>
-        <w:t xml:space="preserve">L'essai C ne compare pas deux outils : il calcule ce que la synthèse du notebook cite sans cellule de calcul, et ce qui manquait pour décider du réassort. Fichier long : 05_Reassort_essai_C.md.</w:t>
+        <w:t xml:space="preserve">L'essai C ne compare pas deux outils : il calcule ce que la synthèse du notebook cite sans cellule de calcul, et ce qui manquait pour décider du réassort. Fichier long : 05_Reassort_essai_C.md.</w:t>
       </w:r>
     </w:p>
     <w:tbl>
@@ -10218,7 +10218,7 @@
                 <w:color w:val="333333"/>
                 <w:sz w:val="18"/>
               </w:rPr>
-              <w:t xml:space="preserve">Même extrait littéral que l'essai 4.4 ; points visés : marge et ruptures sans cellule de calcul, décision de réassort à outiller</w:t>
+              <w:t xml:space="preserve">Même extrait littéral que l'essai 4.4 ; points visés : marge et ruptures sans cellule de calcul, décision de réassort à outiller</w:t>
             </w:r>
           </w:p>
         </w:tc>
@@ -10238,7 +10238,7 @@
                 <w:color w:val="333333"/>
                 <w:sz w:val="18"/>
               </w:rPr>
-              <w:t xml:space="preserve">Références qui font 80 % du chiffre d'affaires croisées avec le stock ; couverture = stock / ventes d'octobre, hors lignes qui ne respectent pas le contrat</w:t>
+              <w:t xml:space="preserve">Références qui font 80 % du chiffre d'affaires croisées avec le stock ; couverture = stock / ventes d'octobre, hors lignes qui ne respectent pas le contrat</w:t>
             </w:r>
           </w:p>
         </w:tc>
@@ -10258,7 +10258,7 @@
                 <w:color w:val="333333"/>
                 <w:sz w:val="18"/>
               </w:rPr>
-              <w:t xml:space="preserve">Marge 47,4 % (médiane 48,3 %), 45 ruptures ; 14 références clés à stock nul (5 434 euros) et une à stock négatif ; 24 références à plus d'un an de stock, 95 012 euros</w:t>
+              <w:t xml:space="preserve">Marge 47,4 % (médiane 48,3 %), 45 ruptures ; 14 références clés à stock nul (5 434 euros) et une à stock négatif ; 24 références à plus d'un an de stock, 95 012 euros</w:t>
             </w:r>
           </w:p>
         </w:tc>
@@ -10278,7 +10278,7 @@
                 <w:color w:val="333333"/>
                 <w:sz w:val="18"/>
               </w:rPr>
-              <w:t xml:space="preserve">Chiffres recalculés par l'assistant dans un script séparé, concordants avec le test du 24 septembre ; ma relecture est prévue avant la séance 3</w:t>
+              <w:t xml:space="preserve">Chiffres recalculés par l'assistant dans un script séparé, concordants avec le test du 24 septembre ; ma relecture est en cours</w:t>
             </w:r>
           </w:p>
         </w:tc>
@@ -10581,7 +10581,7 @@
         <w:rFonts w:asciiTheme="minorHAnsi" w:eastAsiaTheme="minorEastAsia" w:hAnsiTheme="minorHAnsi" w:cstheme="minorBidi"/>
         <w:sz w:val="22"/>
         <w:szCs w:val="22"/>
-        <w:lang w:val="en-US" w:eastAsia="en-US" w:bidi="ar-SA"/>
+        <w:lang w:val="fr-FR" w:eastAsia="en-US" w:bidi="ar-SA"/>
       </w:rPr>
     </w:rPrDefault>
     <w:pPrDefault>

--- a/livrables/Lippens_Charles_2_documentation_demarche_092026.docx
+++ b/livrables/Lippens_Charles_2_documentation_demarche_092026.docx
@@ -177,19 +177,1098 @@
       </w:r>
     </w:p>
     <w:p>
+      <w:pPr>
+        <w:tabs>
+          <w:tab w:val="right" w:leader="dot" w:pos="9298"/>
+        </w:tabs>
+        <w:spacing w:after="40"/>
+        <w:ind w:left="0"/>
+      </w:pPr>
       <w:r>
-        <w:fldChar w:fldCharType="begin" w:dirty="true"/>
+        <w:fldChar w:fldCharType="begin"/>
+      </w:r>
+      <w:r>
         <w:instrText xml:space="preserve">TOC \o "1-3" \h \z \u</w:instrText>
+      </w:r>
+      <w:r>
         <w:fldChar w:fldCharType="separate"/>
       </w:r>
-      <w:r>
-        <w:rPr>
-          <w:i/>
-          <w:color w:val="64748B"/>
-          <w:sz w:val="18"/>
-        </w:rPr>
-        <w:t>Ouvrez le document dans Word puis appuyez sur F9 pour actualiser le sommaire.</w:t>
-      </w:r>
+      <w:hyperlink w:anchor="_TocP130001" w:history="1">
+        <w:r>
+          <w:rPr>
+            <w:rFonts w:ascii="Calibri" w:hAnsi="Calibri"/>
+            <w:color w:val="1F2937"/>
+            <w:sz w:val="21"/>
+          </w:rPr>
+          <w:t xml:space="preserve">1. Objet et méthode</w:t>
+        </w:r>
+        <w:r>
+          <w:rPr>
+            <w:rFonts w:ascii="Calibri" w:hAnsi="Calibri"/>
+            <w:color w:val="1F2937"/>
+            <w:sz w:val="21"/>
+          </w:rPr>
+          <w:tab/>
+        </w:r>
+        <w:r>
+          <w:rPr>
+            <w:rFonts w:ascii="Calibri" w:hAnsi="Calibri"/>
+            <w:color w:val="1F2937"/>
+            <w:sz w:val="21"/>
+          </w:rPr>
+          <w:t>3</w:t>
+        </w:r>
+      </w:hyperlink>
+    </w:p>
+    <w:p>
+      <w:pPr>
+        <w:tabs>
+          <w:tab w:val="right" w:leader="dot" w:pos="9298"/>
+        </w:tabs>
+        <w:spacing w:after="40"/>
+        <w:ind w:left="340"/>
+      </w:pPr>
+      <w:hyperlink w:anchor="_TocP130002" w:history="1">
+        <w:r>
+          <w:rPr>
+            <w:rFonts w:ascii="Calibri" w:hAnsi="Calibri"/>
+            <w:color w:val="1F2937"/>
+            <w:sz w:val="21"/>
+          </w:rPr>
+          <w:t xml:space="preserve">1.1 Les sept critères de comparaison</w:t>
+        </w:r>
+        <w:r>
+          <w:rPr>
+            <w:rFonts w:ascii="Calibri" w:hAnsi="Calibri"/>
+            <w:color w:val="1F2937"/>
+            <w:sz w:val="21"/>
+          </w:rPr>
+          <w:tab/>
+        </w:r>
+        <w:r>
+          <w:rPr>
+            <w:rFonts w:ascii="Calibri" w:hAnsi="Calibri"/>
+            <w:color w:val="1F2937"/>
+            <w:sz w:val="21"/>
+          </w:rPr>
+          <w:t>3</w:t>
+        </w:r>
+      </w:hyperlink>
+    </w:p>
+    <w:p>
+      <w:pPr>
+        <w:tabs>
+          <w:tab w:val="right" w:leader="dot" w:pos="9298"/>
+        </w:tabs>
+        <w:spacing w:after="40"/>
+        <w:ind w:left="340"/>
+      </w:pPr>
+      <w:hyperlink w:anchor="_TocP130003" w:history="1">
+        <w:r>
+          <w:rPr>
+            <w:rFonts w:ascii="Calibri" w:hAnsi="Calibri"/>
+            <w:color w:val="1F2937"/>
+            <w:sz w:val="21"/>
+          </w:rPr>
+          <w:t xml:space="preserve">1.2 Hypothèses de départ</w:t>
+        </w:r>
+        <w:r>
+          <w:rPr>
+            <w:rFonts w:ascii="Calibri" w:hAnsi="Calibri"/>
+            <w:color w:val="1F2937"/>
+            <w:sz w:val="21"/>
+          </w:rPr>
+          <w:tab/>
+        </w:r>
+        <w:r>
+          <w:rPr>
+            <w:rFonts w:ascii="Calibri" w:hAnsi="Calibri"/>
+            <w:color w:val="1F2937"/>
+            <w:sz w:val="21"/>
+          </w:rPr>
+          <w:t>3</w:t>
+        </w:r>
+      </w:hyperlink>
+    </w:p>
+    <w:p>
+      <w:pPr>
+        <w:tabs>
+          <w:tab w:val="right" w:leader="dot" w:pos="9298"/>
+        </w:tabs>
+        <w:spacing w:after="40"/>
+        <w:ind w:left="0"/>
+      </w:pPr>
+      <w:hyperlink w:anchor="_TocP130004" w:history="1">
+        <w:r>
+          <w:rPr>
+            <w:rFonts w:ascii="Calibri" w:hAnsi="Calibri"/>
+            <w:color w:val="1F2937"/>
+            <w:sz w:val="21"/>
+          </w:rPr>
+          <w:t xml:space="preserve">2. Journal de traçabilité des essais d'IA</w:t>
+        </w:r>
+        <w:r>
+          <w:rPr>
+            <w:rFonts w:ascii="Calibri" w:hAnsi="Calibri"/>
+            <w:color w:val="1F2937"/>
+            <w:sz w:val="21"/>
+          </w:rPr>
+          <w:tab/>
+        </w:r>
+        <w:r>
+          <w:rPr>
+            <w:rFonts w:ascii="Calibri" w:hAnsi="Calibri"/>
+            <w:color w:val="1F2937"/>
+            <w:sz w:val="21"/>
+          </w:rPr>
+          <w:t>3</w:t>
+        </w:r>
+      </w:hyperlink>
+    </w:p>
+    <w:p>
+      <w:pPr>
+        <w:tabs>
+          <w:tab w:val="right" w:leader="dot" w:pos="9298"/>
+        </w:tabs>
+        <w:spacing w:after="40"/>
+        <w:ind w:left="340"/>
+      </w:pPr>
+      <w:hyperlink w:anchor="_TocP130005" w:history="1">
+        <w:r>
+          <w:rPr>
+            <w:rFonts w:ascii="Calibri" w:hAnsi="Calibri"/>
+            <w:color w:val="1F2937"/>
+            <w:sz w:val="21"/>
+          </w:rPr>
+          <w:t xml:space="preserve">2.1 Axe 1, qualité des données</w:t>
+        </w:r>
+        <w:r>
+          <w:rPr>
+            <w:rFonts w:ascii="Calibri" w:hAnsi="Calibri"/>
+            <w:color w:val="1F2937"/>
+            <w:sz w:val="21"/>
+          </w:rPr>
+          <w:tab/>
+        </w:r>
+        <w:r>
+          <w:rPr>
+            <w:rFonts w:ascii="Calibri" w:hAnsi="Calibri"/>
+            <w:color w:val="1F2937"/>
+            <w:sz w:val="21"/>
+          </w:rPr>
+          <w:t>4</w:t>
+        </w:r>
+      </w:hyperlink>
+    </w:p>
+    <w:p>
+      <w:pPr>
+        <w:tabs>
+          <w:tab w:val="right" w:leader="dot" w:pos="9298"/>
+        </w:tabs>
+        <w:spacing w:after="40"/>
+        <w:ind w:left="340"/>
+      </w:pPr>
+      <w:hyperlink w:anchor="_TocP130006" w:history="1">
+        <w:r>
+          <w:rPr>
+            <w:rFonts w:ascii="Calibri" w:hAnsi="Calibri"/>
+            <w:color w:val="1F2937"/>
+            <w:sz w:val="21"/>
+          </w:rPr>
+          <w:t xml:space="preserve">2.2 Axe 2, performance et reproductibilité</w:t>
+        </w:r>
+        <w:r>
+          <w:rPr>
+            <w:rFonts w:ascii="Calibri" w:hAnsi="Calibri"/>
+            <w:color w:val="1F2937"/>
+            <w:sz w:val="21"/>
+          </w:rPr>
+          <w:tab/>
+        </w:r>
+        <w:r>
+          <w:rPr>
+            <w:rFonts w:ascii="Calibri" w:hAnsi="Calibri"/>
+            <w:color w:val="1F2937"/>
+            <w:sz w:val="21"/>
+          </w:rPr>
+          <w:t>4</w:t>
+        </w:r>
+      </w:hyperlink>
+    </w:p>
+    <w:p>
+      <w:pPr>
+        <w:tabs>
+          <w:tab w:val="right" w:leader="dot" w:pos="9298"/>
+        </w:tabs>
+        <w:spacing w:after="40"/>
+        <w:ind w:left="340"/>
+      </w:pPr>
+      <w:hyperlink w:anchor="_TocP130007" w:history="1">
+        <w:r>
+          <w:rPr>
+            <w:rFonts w:ascii="Calibri" w:hAnsi="Calibri"/>
+            <w:color w:val="1F2937"/>
+            <w:sz w:val="21"/>
+          </w:rPr>
+          <w:t xml:space="preserve">2.3 Axe 3, détection d'anomalies</w:t>
+        </w:r>
+        <w:r>
+          <w:rPr>
+            <w:rFonts w:ascii="Calibri" w:hAnsi="Calibri"/>
+            <w:color w:val="1F2937"/>
+            <w:sz w:val="21"/>
+          </w:rPr>
+          <w:tab/>
+        </w:r>
+        <w:r>
+          <w:rPr>
+            <w:rFonts w:ascii="Calibri" w:hAnsi="Calibri"/>
+            <w:color w:val="1F2937"/>
+            <w:sz w:val="21"/>
+          </w:rPr>
+          <w:t>5</w:t>
+        </w:r>
+      </w:hyperlink>
+    </w:p>
+    <w:p>
+      <w:pPr>
+        <w:tabs>
+          <w:tab w:val="right" w:leader="dot" w:pos="9298"/>
+        </w:tabs>
+        <w:spacing w:after="40"/>
+        <w:ind w:left="340"/>
+      </w:pPr>
+      <w:hyperlink w:anchor="_TocP130008" w:history="1">
+        <w:r>
+          <w:rPr>
+            <w:rFonts w:ascii="Calibri" w:hAnsi="Calibri"/>
+            <w:color w:val="1F2937"/>
+            <w:sz w:val="21"/>
+          </w:rPr>
+          <w:t xml:space="preserve">2.4 Axe 4, interprétabilité et documentation</w:t>
+        </w:r>
+        <w:r>
+          <w:rPr>
+            <w:rFonts w:ascii="Calibri" w:hAnsi="Calibri"/>
+            <w:color w:val="1F2937"/>
+            <w:sz w:val="21"/>
+          </w:rPr>
+          <w:tab/>
+        </w:r>
+        <w:r>
+          <w:rPr>
+            <w:rFonts w:ascii="Calibri" w:hAnsi="Calibri"/>
+            <w:color w:val="1F2937"/>
+            <w:sz w:val="21"/>
+          </w:rPr>
+          <w:t>6</w:t>
+        </w:r>
+      </w:hyperlink>
+    </w:p>
+    <w:p>
+      <w:pPr>
+        <w:tabs>
+          <w:tab w:val="right" w:leader="dot" w:pos="9298"/>
+        </w:tabs>
+        <w:spacing w:after="40"/>
+        <w:ind w:left="0"/>
+      </w:pPr>
+      <w:hyperlink w:anchor="_TocP130009" w:history="1">
+        <w:r>
+          <w:rPr>
+            <w:rFonts w:ascii="Calibri" w:hAnsi="Calibri"/>
+            <w:color w:val="1F2937"/>
+            <w:sz w:val="21"/>
+          </w:rPr>
+          <w:t xml:space="preserve">3. Justifications techniques</w:t>
+        </w:r>
+        <w:r>
+          <w:rPr>
+            <w:rFonts w:ascii="Calibri" w:hAnsi="Calibri"/>
+            <w:color w:val="1F2937"/>
+            <w:sz w:val="21"/>
+          </w:rPr>
+          <w:tab/>
+        </w:r>
+        <w:r>
+          <w:rPr>
+            <w:rFonts w:ascii="Calibri" w:hAnsi="Calibri"/>
+            <w:color w:val="1F2937"/>
+            <w:sz w:val="21"/>
+          </w:rPr>
+          <w:t>7</w:t>
+        </w:r>
+      </w:hyperlink>
+    </w:p>
+    <w:p>
+      <w:pPr>
+        <w:tabs>
+          <w:tab w:val="right" w:leader="dot" w:pos="9298"/>
+        </w:tabs>
+        <w:spacing w:after="40"/>
+        <w:ind w:left="0"/>
+      </w:pPr>
+      <w:hyperlink w:anchor="_TocP130010" w:history="1">
+        <w:r>
+          <w:rPr>
+            <w:rFonts w:ascii="Calibri" w:hAnsi="Calibri"/>
+            <w:color w:val="1F2937"/>
+            <w:sz w:val="21"/>
+          </w:rPr>
+          <w:t xml:space="preserve">4. Résultats consolidés</w:t>
+        </w:r>
+        <w:r>
+          <w:rPr>
+            <w:rFonts w:ascii="Calibri" w:hAnsi="Calibri"/>
+            <w:color w:val="1F2937"/>
+            <w:sz w:val="21"/>
+          </w:rPr>
+          <w:tab/>
+        </w:r>
+        <w:r>
+          <w:rPr>
+            <w:rFonts w:ascii="Calibri" w:hAnsi="Calibri"/>
+            <w:color w:val="1F2937"/>
+            <w:sz w:val="21"/>
+          </w:rPr>
+          <w:t>7</w:t>
+        </w:r>
+      </w:hyperlink>
+    </w:p>
+    <w:p>
+      <w:pPr>
+        <w:tabs>
+          <w:tab w:val="right" w:leader="dot" w:pos="9298"/>
+        </w:tabs>
+        <w:spacing w:after="40"/>
+        <w:ind w:left="0"/>
+      </w:pPr>
+      <w:hyperlink w:anchor="_TocP130011" w:history="1">
+        <w:r>
+          <w:rPr>
+            <w:rFonts w:ascii="Calibri" w:hAnsi="Calibri"/>
+            <w:color w:val="1F2937"/>
+            <w:sz w:val="21"/>
+          </w:rPr>
+          <w:t xml:space="preserve">5. Ce que le projet change pour le métier</w:t>
+        </w:r>
+        <w:r>
+          <w:rPr>
+            <w:rFonts w:ascii="Calibri" w:hAnsi="Calibri"/>
+            <w:color w:val="1F2937"/>
+            <w:sz w:val="21"/>
+          </w:rPr>
+          <w:tab/>
+        </w:r>
+        <w:r>
+          <w:rPr>
+            <w:rFonts w:ascii="Calibri" w:hAnsi="Calibri"/>
+            <w:color w:val="1F2937"/>
+            <w:sz w:val="21"/>
+          </w:rPr>
+          <w:t>8</w:t>
+        </w:r>
+      </w:hyperlink>
+    </w:p>
+    <w:p>
+      <w:pPr>
+        <w:tabs>
+          <w:tab w:val="right" w:leader="dot" w:pos="9298"/>
+        </w:tabs>
+        <w:spacing w:after="40"/>
+        <w:ind w:left="340"/>
+      </w:pPr>
+      <w:hyperlink w:anchor="_TocP130012" w:history="1">
+        <w:r>
+          <w:rPr>
+            <w:rFonts w:ascii="Calibri" w:hAnsi="Calibri"/>
+            <w:color w:val="1F2937"/>
+            <w:sz w:val="21"/>
+          </w:rPr>
+          <w:t xml:space="preserve">5.1 Recommandations remises au commanditaire</w:t>
+        </w:r>
+        <w:r>
+          <w:rPr>
+            <w:rFonts w:ascii="Calibri" w:hAnsi="Calibri"/>
+            <w:color w:val="1F2937"/>
+            <w:sz w:val="21"/>
+          </w:rPr>
+          <w:tab/>
+        </w:r>
+        <w:r>
+          <w:rPr>
+            <w:rFonts w:ascii="Calibri" w:hAnsi="Calibri"/>
+            <w:color w:val="1F2937"/>
+            <w:sz w:val="21"/>
+          </w:rPr>
+          <w:t>9</w:t>
+        </w:r>
+      </w:hyperlink>
+    </w:p>
+    <w:p>
+      <w:pPr>
+        <w:tabs>
+          <w:tab w:val="right" w:leader="dot" w:pos="9298"/>
+        </w:tabs>
+        <w:spacing w:after="40"/>
+        <w:ind w:left="0"/>
+      </w:pPr>
+      <w:hyperlink w:anchor="_TocP130013" w:history="1">
+        <w:r>
+          <w:rPr>
+            <w:rFonts w:ascii="Calibri" w:hAnsi="Calibri"/>
+            <w:color w:val="1F2937"/>
+            <w:sz w:val="21"/>
+          </w:rPr>
+          <w:t xml:space="preserve">6. Reproductibilité</w:t>
+        </w:r>
+        <w:r>
+          <w:rPr>
+            <w:rFonts w:ascii="Calibri" w:hAnsi="Calibri"/>
+            <w:color w:val="1F2937"/>
+            <w:sz w:val="21"/>
+          </w:rPr>
+          <w:tab/>
+        </w:r>
+        <w:r>
+          <w:rPr>
+            <w:rFonts w:ascii="Calibri" w:hAnsi="Calibri"/>
+            <w:color w:val="1F2937"/>
+            <w:sz w:val="21"/>
+          </w:rPr>
+          <w:t>9</w:t>
+        </w:r>
+      </w:hyperlink>
+    </w:p>
+    <w:p>
+      <w:pPr>
+        <w:tabs>
+          <w:tab w:val="right" w:leader="dot" w:pos="9298"/>
+        </w:tabs>
+        <w:spacing w:after="40"/>
+        <w:ind w:left="0"/>
+      </w:pPr>
+      <w:hyperlink w:anchor="_TocP130014" w:history="1">
+        <w:r>
+          <w:rPr>
+            <w:rFonts w:ascii="Calibri" w:hAnsi="Calibri"/>
+            <w:color w:val="1F2937"/>
+            <w:sz w:val="21"/>
+          </w:rPr>
+          <w:t xml:space="preserve">7. Limites et biais</w:t>
+        </w:r>
+        <w:r>
+          <w:rPr>
+            <w:rFonts w:ascii="Calibri" w:hAnsi="Calibri"/>
+            <w:color w:val="1F2937"/>
+            <w:sz w:val="21"/>
+          </w:rPr>
+          <w:tab/>
+        </w:r>
+        <w:r>
+          <w:rPr>
+            <w:rFonts w:ascii="Calibri" w:hAnsi="Calibri"/>
+            <w:color w:val="1F2937"/>
+            <w:sz w:val="21"/>
+          </w:rPr>
+          <w:t>10</w:t>
+        </w:r>
+      </w:hyperlink>
+    </w:p>
+    <w:p>
+      <w:pPr>
+        <w:tabs>
+          <w:tab w:val="right" w:leader="dot" w:pos="9298"/>
+        </w:tabs>
+        <w:spacing w:after="40"/>
+        <w:ind w:left="0"/>
+      </w:pPr>
+      <w:hyperlink w:anchor="_TocP130015" w:history="1">
+        <w:r>
+          <w:rPr>
+            <w:rFonts w:ascii="Calibri" w:hAnsi="Calibri"/>
+            <w:color w:val="1F2937"/>
+            <w:sz w:val="21"/>
+          </w:rPr>
+          <w:t xml:space="preserve">8. Procédure de documentation</w:t>
+        </w:r>
+        <w:r>
+          <w:rPr>
+            <w:rFonts w:ascii="Calibri" w:hAnsi="Calibri"/>
+            <w:color w:val="1F2937"/>
+            <w:sz w:val="21"/>
+          </w:rPr>
+          <w:tab/>
+        </w:r>
+        <w:r>
+          <w:rPr>
+            <w:rFonts w:ascii="Calibri" w:hAnsi="Calibri"/>
+            <w:color w:val="1F2937"/>
+            <w:sz w:val="21"/>
+          </w:rPr>
+          <w:t>11</w:t>
+        </w:r>
+      </w:hyperlink>
+    </w:p>
+    <w:p>
+      <w:pPr>
+        <w:tabs>
+          <w:tab w:val="right" w:leader="dot" w:pos="9298"/>
+        </w:tabs>
+        <w:spacing w:after="40"/>
+        <w:ind w:left="340"/>
+      </w:pPr>
+      <w:hyperlink w:anchor="_TocP130016" w:history="1">
+        <w:r>
+          <w:rPr>
+            <w:rFonts w:ascii="Calibri" w:hAnsi="Calibri"/>
+            <w:color w:val="1F2937"/>
+            <w:sz w:val="21"/>
+          </w:rPr>
+          <w:t xml:space="preserve">8.1 Règles de nommage</w:t>
+        </w:r>
+        <w:r>
+          <w:rPr>
+            <w:rFonts w:ascii="Calibri" w:hAnsi="Calibri"/>
+            <w:color w:val="1F2937"/>
+            <w:sz w:val="21"/>
+          </w:rPr>
+          <w:tab/>
+        </w:r>
+        <w:r>
+          <w:rPr>
+            <w:rFonts w:ascii="Calibri" w:hAnsi="Calibri"/>
+            <w:color w:val="1F2937"/>
+            <w:sz w:val="21"/>
+          </w:rPr>
+          <w:t>11</w:t>
+        </w:r>
+      </w:hyperlink>
+    </w:p>
+    <w:p>
+      <w:pPr>
+        <w:tabs>
+          <w:tab w:val="right" w:leader="dot" w:pos="9298"/>
+        </w:tabs>
+        <w:spacing w:after="40"/>
+        <w:ind w:left="340"/>
+      </w:pPr>
+      <w:hyperlink w:anchor="_TocP130017" w:history="1">
+        <w:r>
+          <w:rPr>
+            <w:rFonts w:ascii="Calibri" w:hAnsi="Calibri"/>
+            <w:color w:val="1F2937"/>
+            <w:sz w:val="21"/>
+          </w:rPr>
+          <w:t xml:space="preserve">8.2 Règles de versionnage</w:t>
+        </w:r>
+        <w:r>
+          <w:rPr>
+            <w:rFonts w:ascii="Calibri" w:hAnsi="Calibri"/>
+            <w:color w:val="1F2937"/>
+            <w:sz w:val="21"/>
+          </w:rPr>
+          <w:tab/>
+        </w:r>
+        <w:r>
+          <w:rPr>
+            <w:rFonts w:ascii="Calibri" w:hAnsi="Calibri"/>
+            <w:color w:val="1F2937"/>
+            <w:sz w:val="21"/>
+          </w:rPr>
+          <w:t>11</w:t>
+        </w:r>
+      </w:hyperlink>
+    </w:p>
+    <w:p>
+      <w:pPr>
+        <w:tabs>
+          <w:tab w:val="right" w:leader="dot" w:pos="9298"/>
+        </w:tabs>
+        <w:spacing w:after="40"/>
+        <w:ind w:left="340"/>
+      </w:pPr>
+      <w:hyperlink w:anchor="_TocP130018" w:history="1">
+        <w:r>
+          <w:rPr>
+            <w:rFonts w:ascii="Calibri" w:hAnsi="Calibri"/>
+            <w:color w:val="1F2937"/>
+            <w:sz w:val="21"/>
+          </w:rPr>
+          <w:t xml:space="preserve">8.3 Règles de journalisation des essais</w:t>
+        </w:r>
+        <w:r>
+          <w:rPr>
+            <w:rFonts w:ascii="Calibri" w:hAnsi="Calibri"/>
+            <w:color w:val="1F2937"/>
+            <w:sz w:val="21"/>
+          </w:rPr>
+          <w:tab/>
+        </w:r>
+        <w:r>
+          <w:rPr>
+            <w:rFonts w:ascii="Calibri" w:hAnsi="Calibri"/>
+            <w:color w:val="1F2937"/>
+            <w:sz w:val="21"/>
+          </w:rPr>
+          <w:t>11</w:t>
+        </w:r>
+      </w:hyperlink>
+    </w:p>
+    <w:p>
+      <w:pPr>
+        <w:tabs>
+          <w:tab w:val="right" w:leader="dot" w:pos="9298"/>
+        </w:tabs>
+        <w:spacing w:after="40"/>
+        <w:ind w:left="340"/>
+      </w:pPr>
+      <w:hyperlink w:anchor="_TocP130019" w:history="1">
+        <w:r>
+          <w:rPr>
+            <w:rFonts w:ascii="Calibri" w:hAnsi="Calibri"/>
+            <w:color w:val="1F2937"/>
+            <w:sz w:val="21"/>
+          </w:rPr>
+          <w:t xml:space="preserve">8.4 Règles de rédaction des livrables</w:t>
+        </w:r>
+        <w:r>
+          <w:rPr>
+            <w:rFonts w:ascii="Calibri" w:hAnsi="Calibri"/>
+            <w:color w:val="1F2937"/>
+            <w:sz w:val="21"/>
+          </w:rPr>
+          <w:tab/>
+        </w:r>
+        <w:r>
+          <w:rPr>
+            <w:rFonts w:ascii="Calibri" w:hAnsi="Calibri"/>
+            <w:color w:val="1F2937"/>
+            <w:sz w:val="21"/>
+          </w:rPr>
+          <w:t>12</w:t>
+        </w:r>
+      </w:hyperlink>
+    </w:p>
+    <w:p>
+      <w:pPr>
+        <w:tabs>
+          <w:tab w:val="right" w:leader="dot" w:pos="9298"/>
+        </w:tabs>
+        <w:spacing w:after="40"/>
+        <w:ind w:left="340"/>
+      </w:pPr>
+      <w:hyperlink w:anchor="_TocP130020" w:history="1">
+        <w:r>
+          <w:rPr>
+            <w:rFonts w:ascii="Calibri" w:hAnsi="Calibri"/>
+            <w:color w:val="1F2937"/>
+            <w:sz w:val="21"/>
+          </w:rPr>
+          <w:t xml:space="preserve">8.5 Contrôle avant dépôt</w:t>
+        </w:r>
+        <w:r>
+          <w:rPr>
+            <w:rFonts w:ascii="Calibri" w:hAnsi="Calibri"/>
+            <w:color w:val="1F2937"/>
+            <w:sz w:val="21"/>
+          </w:rPr>
+          <w:tab/>
+        </w:r>
+        <w:r>
+          <w:rPr>
+            <w:rFonts w:ascii="Calibri" w:hAnsi="Calibri"/>
+            <w:color w:val="1F2937"/>
+            <w:sz w:val="21"/>
+          </w:rPr>
+          <w:t>12</w:t>
+        </w:r>
+      </w:hyperlink>
+    </w:p>
+    <w:p>
+      <w:pPr>
+        <w:tabs>
+          <w:tab w:val="right" w:leader="dot" w:pos="9298"/>
+        </w:tabs>
+        <w:spacing w:after="40"/>
+        <w:ind w:left="0"/>
+      </w:pPr>
+      <w:hyperlink w:anchor="_TocP130021" w:history="1">
+        <w:r>
+          <w:rPr>
+            <w:rFonts w:ascii="Calibri" w:hAnsi="Calibri"/>
+            <w:color w:val="1F2937"/>
+            <w:sz w:val="21"/>
+          </w:rPr>
+          <w:t xml:space="preserve">9. Posture de conseil adoptée</w:t>
+        </w:r>
+        <w:r>
+          <w:rPr>
+            <w:rFonts w:ascii="Calibri" w:hAnsi="Calibri"/>
+            <w:color w:val="1F2937"/>
+            <w:sz w:val="21"/>
+          </w:rPr>
+          <w:tab/>
+        </w:r>
+        <w:r>
+          <w:rPr>
+            <w:rFonts w:ascii="Calibri" w:hAnsi="Calibri"/>
+            <w:color w:val="1F2937"/>
+            <w:sz w:val="21"/>
+          </w:rPr>
+          <w:t>12</w:t>
+        </w:r>
+      </w:hyperlink>
+    </w:p>
+    <w:p>
+      <w:pPr>
+        <w:tabs>
+          <w:tab w:val="right" w:leader="dot" w:pos="9298"/>
+        </w:tabs>
+        <w:spacing w:after="40"/>
+        <w:ind w:left="340"/>
+      </w:pPr>
+      <w:hyperlink w:anchor="_TocP130022" w:history="1">
+        <w:r>
+          <w:rPr>
+            <w:rFonts w:ascii="Calibri" w:hAnsi="Calibri"/>
+            <w:color w:val="1F2937"/>
+            <w:sz w:val="21"/>
+          </w:rPr>
+          <w:t xml:space="preserve">9.1 Ce que le positionnement change concrètement</w:t>
+        </w:r>
+        <w:r>
+          <w:rPr>
+            <w:rFonts w:ascii="Calibri" w:hAnsi="Calibri"/>
+            <w:color w:val="1F2937"/>
+            <w:sz w:val="21"/>
+          </w:rPr>
+          <w:tab/>
+        </w:r>
+        <w:r>
+          <w:rPr>
+            <w:rFonts w:ascii="Calibri" w:hAnsi="Calibri"/>
+            <w:color w:val="1F2937"/>
+            <w:sz w:val="21"/>
+          </w:rPr>
+          <w:t>12</w:t>
+        </w:r>
+      </w:hyperlink>
+    </w:p>
+    <w:p>
+      <w:pPr>
+        <w:tabs>
+          <w:tab w:val="right" w:leader="dot" w:pos="9298"/>
+        </w:tabs>
+        <w:spacing w:after="40"/>
+        <w:ind w:left="340"/>
+      </w:pPr>
+      <w:hyperlink w:anchor="_TocP130023" w:history="1">
+        <w:r>
+          <w:rPr>
+            <w:rFonts w:ascii="Calibri" w:hAnsi="Calibri"/>
+            <w:color w:val="1F2937"/>
+            <w:sz w:val="21"/>
+          </w:rPr>
+          <w:t xml:space="preserve">9.2 Limites du mandat, énoncées au commanditaire</w:t>
+        </w:r>
+        <w:r>
+          <w:rPr>
+            <w:rFonts w:ascii="Calibri" w:hAnsi="Calibri"/>
+            <w:color w:val="1F2937"/>
+            <w:sz w:val="21"/>
+          </w:rPr>
+          <w:tab/>
+        </w:r>
+        <w:r>
+          <w:rPr>
+            <w:rFonts w:ascii="Calibri" w:hAnsi="Calibri"/>
+            <w:color w:val="1F2937"/>
+            <w:sz w:val="21"/>
+          </w:rPr>
+          <w:t>12</w:t>
+        </w:r>
+      </w:hyperlink>
+    </w:p>
+    <w:p>
+      <w:pPr>
+        <w:tabs>
+          <w:tab w:val="right" w:leader="dot" w:pos="9298"/>
+        </w:tabs>
+        <w:spacing w:after="40"/>
+        <w:ind w:left="340"/>
+      </w:pPr>
+      <w:hyperlink w:anchor="_TocP130024" w:history="1">
+        <w:r>
+          <w:rPr>
+            <w:rFonts w:ascii="Calibri" w:hAnsi="Calibri"/>
+            <w:color w:val="1F2937"/>
+            <w:sz w:val="21"/>
+          </w:rPr>
+          <w:t xml:space="preserve">9.3 Accompagnement des équipes</w:t>
+        </w:r>
+        <w:r>
+          <w:rPr>
+            <w:rFonts w:ascii="Calibri" w:hAnsi="Calibri"/>
+            <w:color w:val="1F2937"/>
+            <w:sz w:val="21"/>
+          </w:rPr>
+          <w:tab/>
+        </w:r>
+        <w:r>
+          <w:rPr>
+            <w:rFonts w:ascii="Calibri" w:hAnsi="Calibri"/>
+            <w:color w:val="1F2937"/>
+            <w:sz w:val="21"/>
+          </w:rPr>
+          <w:t>13</w:t>
+        </w:r>
+      </w:hyperlink>
+    </w:p>
+    <w:p>
+      <w:pPr>
+        <w:tabs>
+          <w:tab w:val="right" w:leader="dot" w:pos="9298"/>
+        </w:tabs>
+        <w:spacing w:after="40"/>
+        <w:ind w:left="0"/>
+      </w:pPr>
+      <w:hyperlink w:anchor="_TocP130025" w:history="1">
+        <w:r>
+          <w:rPr>
+            <w:rFonts w:ascii="Calibri" w:hAnsi="Calibri"/>
+            <w:color w:val="1F2937"/>
+            <w:sz w:val="21"/>
+          </w:rPr>
+          <w:t xml:space="preserve">10. Synthèse et prochaines étapes</w:t>
+        </w:r>
+        <w:r>
+          <w:rPr>
+            <w:rFonts w:ascii="Calibri" w:hAnsi="Calibri"/>
+            <w:color w:val="1F2937"/>
+            <w:sz w:val="21"/>
+          </w:rPr>
+          <w:tab/>
+        </w:r>
+        <w:r>
+          <w:rPr>
+            <w:rFonts w:ascii="Calibri" w:hAnsi="Calibri"/>
+            <w:color w:val="1F2937"/>
+            <w:sz w:val="21"/>
+          </w:rPr>
+          <w:t>13</w:t>
+        </w:r>
+      </w:hyperlink>
+    </w:p>
+    <w:p>
+      <w:pPr>
+        <w:tabs>
+          <w:tab w:val="right" w:leader="dot" w:pos="9298"/>
+        </w:tabs>
+        <w:spacing w:after="40"/>
+        <w:ind w:left="0"/>
+      </w:pPr>
+      <w:hyperlink w:anchor="_TocP130026" w:history="1">
+        <w:r>
+          <w:rPr>
+            <w:rFonts w:ascii="Calibri" w:hAnsi="Calibri"/>
+            <w:color w:val="1F2937"/>
+            <w:sz w:val="21"/>
+          </w:rPr>
+          <w:t xml:space="preserve">Annexe A. Journal brut des essais d'IA</w:t>
+        </w:r>
+        <w:r>
+          <w:rPr>
+            <w:rFonts w:ascii="Calibri" w:hAnsi="Calibri"/>
+            <w:color w:val="1F2937"/>
+            <w:sz w:val="21"/>
+          </w:rPr>
+          <w:tab/>
+        </w:r>
+        <w:r>
+          <w:rPr>
+            <w:rFonts w:ascii="Calibri" w:hAnsi="Calibri"/>
+            <w:color w:val="1F2937"/>
+            <w:sz w:val="21"/>
+          </w:rPr>
+          <w:t>14</w:t>
+        </w:r>
+      </w:hyperlink>
+    </w:p>
+    <w:p>
+      <w:pPr>
+        <w:tabs>
+          <w:tab w:val="right" w:leader="dot" w:pos="9298"/>
+        </w:tabs>
+        <w:spacing w:after="40"/>
+        <w:ind w:left="340"/>
+      </w:pPr>
+      <w:hyperlink w:anchor="_TocP130027" w:history="1">
+        <w:r>
+          <w:rPr>
+            <w:rFonts w:ascii="Calibri" w:hAnsi="Calibri"/>
+            <w:color w:val="1F2937"/>
+            <w:sz w:val="21"/>
+          </w:rPr>
+          <w:t xml:space="preserve">A.1 Axe 1, qualité des données</w:t>
+        </w:r>
+        <w:r>
+          <w:rPr>
+            <w:rFonts w:ascii="Calibri" w:hAnsi="Calibri"/>
+            <w:color w:val="1F2937"/>
+            <w:sz w:val="21"/>
+          </w:rPr>
+          <w:tab/>
+        </w:r>
+        <w:r>
+          <w:rPr>
+            <w:rFonts w:ascii="Calibri" w:hAnsi="Calibri"/>
+            <w:color w:val="1F2937"/>
+            <w:sz w:val="21"/>
+          </w:rPr>
+          <w:t>14</w:t>
+        </w:r>
+      </w:hyperlink>
+    </w:p>
+    <w:p>
+      <w:pPr>
+        <w:tabs>
+          <w:tab w:val="right" w:leader="dot" w:pos="9298"/>
+        </w:tabs>
+        <w:spacing w:after="40"/>
+        <w:ind w:left="340"/>
+      </w:pPr>
+      <w:hyperlink w:anchor="_TocP130028" w:history="1">
+        <w:r>
+          <w:rPr>
+            <w:rFonts w:ascii="Calibri" w:hAnsi="Calibri"/>
+            <w:color w:val="1F2937"/>
+            <w:sz w:val="21"/>
+          </w:rPr>
+          <w:t xml:space="preserve">A.2 Axe 2, performance et reproductibilité</w:t>
+        </w:r>
+        <w:r>
+          <w:rPr>
+            <w:rFonts w:ascii="Calibri" w:hAnsi="Calibri"/>
+            <w:color w:val="1F2937"/>
+            <w:sz w:val="21"/>
+          </w:rPr>
+          <w:tab/>
+        </w:r>
+        <w:r>
+          <w:rPr>
+            <w:rFonts w:ascii="Calibri" w:hAnsi="Calibri"/>
+            <w:color w:val="1F2937"/>
+            <w:sz w:val="21"/>
+          </w:rPr>
+          <w:t>15</w:t>
+        </w:r>
+      </w:hyperlink>
+    </w:p>
+    <w:p>
+      <w:pPr>
+        <w:tabs>
+          <w:tab w:val="right" w:leader="dot" w:pos="9298"/>
+        </w:tabs>
+        <w:spacing w:after="40"/>
+        <w:ind w:left="340"/>
+      </w:pPr>
+      <w:hyperlink w:anchor="_TocP130029" w:history="1">
+        <w:r>
+          <w:rPr>
+            <w:rFonts w:ascii="Calibri" w:hAnsi="Calibri"/>
+            <w:color w:val="1F2937"/>
+            <w:sz w:val="21"/>
+          </w:rPr>
+          <w:t xml:space="preserve">A.3 Axe 3, détection d'anomalies</w:t>
+        </w:r>
+        <w:r>
+          <w:rPr>
+            <w:rFonts w:ascii="Calibri" w:hAnsi="Calibri"/>
+            <w:color w:val="1F2937"/>
+            <w:sz w:val="21"/>
+          </w:rPr>
+          <w:tab/>
+        </w:r>
+        <w:r>
+          <w:rPr>
+            <w:rFonts w:ascii="Calibri" w:hAnsi="Calibri"/>
+            <w:color w:val="1F2937"/>
+            <w:sz w:val="21"/>
+          </w:rPr>
+          <w:t>16</w:t>
+        </w:r>
+      </w:hyperlink>
+    </w:p>
+    <w:p>
+      <w:pPr>
+        <w:tabs>
+          <w:tab w:val="right" w:leader="dot" w:pos="9298"/>
+        </w:tabs>
+        <w:spacing w:after="40"/>
+        <w:ind w:left="340"/>
+      </w:pPr>
+      <w:hyperlink w:anchor="_TocP130030" w:history="1">
+        <w:r>
+          <w:rPr>
+            <w:rFonts w:ascii="Calibri" w:hAnsi="Calibri"/>
+            <w:color w:val="1F2937"/>
+            <w:sz w:val="21"/>
+          </w:rPr>
+          <w:t xml:space="preserve">A.4 Axe 4, interprétabilité et documentation</w:t>
+        </w:r>
+        <w:r>
+          <w:rPr>
+            <w:rFonts w:ascii="Calibri" w:hAnsi="Calibri"/>
+            <w:color w:val="1F2937"/>
+            <w:sz w:val="21"/>
+          </w:rPr>
+          <w:tab/>
+        </w:r>
+        <w:r>
+          <w:rPr>
+            <w:rFonts w:ascii="Calibri" w:hAnsi="Calibri"/>
+            <w:color w:val="1F2937"/>
+            <w:sz w:val="21"/>
+          </w:rPr>
+          <w:t>16</w:t>
+        </w:r>
+      </w:hyperlink>
+    </w:p>
+    <w:p>
+      <w:pPr>
+        <w:tabs>
+          <w:tab w:val="right" w:leader="dot" w:pos="9298"/>
+        </w:tabs>
+        <w:spacing w:after="40"/>
+        <w:ind w:left="340"/>
+      </w:pPr>
+      <w:hyperlink w:anchor="_TocP130031" w:history="1">
+        <w:r>
+          <w:rPr>
+            <w:rFonts w:ascii="Calibri" w:hAnsi="Calibri"/>
+            <w:color w:val="1F2937"/>
+            <w:sz w:val="21"/>
+          </w:rPr>
+          <w:t xml:space="preserve">A.5 Besoin 2, les chiffres du réassort</w:t>
+        </w:r>
+        <w:r>
+          <w:rPr>
+            <w:rFonts w:ascii="Calibri" w:hAnsi="Calibri"/>
+            <w:color w:val="1F2937"/>
+            <w:sz w:val="21"/>
+          </w:rPr>
+          <w:tab/>
+        </w:r>
+        <w:r>
+          <w:rPr>
+            <w:rFonts w:ascii="Calibri" w:hAnsi="Calibri"/>
+            <w:color w:val="1F2937"/>
+            <w:sz w:val="21"/>
+          </w:rPr>
+          <w:t>17</w:t>
+        </w:r>
+      </w:hyperlink>
       <w:r>
         <w:fldChar w:fldCharType="end"/>
       </w:r>
@@ -203,9 +1282,11 @@
       <w:pPr>
         <w:pStyle w:val="Heading1"/>
       </w:pPr>
+      <w:bookmarkStart w:id="7001" w:name="_TocP130001"/>
       <w:r>
         <w:t>1. Objet et méthode</w:t>
       </w:r>
+      <w:bookmarkEnd w:id="7001"/>
     </w:p>
     <w:p>
       <w:r>
@@ -265,9 +1346,11 @@
       <w:pPr>
         <w:pStyle w:val="Heading2"/>
       </w:pPr>
+      <w:bookmarkStart w:id="7002" w:name="_TocP130002"/>
       <w:r>
         <w:t>1.1 Les sept critères de comparaison</w:t>
       </w:r>
+      <w:bookmarkEnd w:id="7002"/>
     </w:p>
     <w:p>
       <w:r>
@@ -285,9 +1368,11 @@
       <w:pPr>
         <w:pStyle w:val="Heading2"/>
       </w:pPr>
+      <w:bookmarkStart w:id="7003" w:name="_TocP130003"/>
       <w:r>
         <w:t>1.2 Hypothèses de départ</w:t>
       </w:r>
+      <w:bookmarkEnd w:id="7003"/>
     </w:p>
     <w:tbl>
       <w:tblPr>
@@ -657,9 +1742,11 @@
       <w:pPr>
         <w:pStyle w:val="Heading1"/>
       </w:pPr>
+      <w:bookmarkStart w:id="7004" w:name="_TocP130004"/>
       <w:r>
         <w:t>2. Journal de traçabilité des essais d'IA</w:t>
       </w:r>
+      <w:bookmarkEnd w:id="7004"/>
     </w:p>
     <w:p>
       <w:r>
@@ -677,9 +1764,11 @@
       <w:pPr>
         <w:pStyle w:val="Heading2"/>
       </w:pPr>
+      <w:bookmarkStart w:id="7005" w:name="_TocP130005"/>
       <w:r>
         <w:t>2.1 Axe 1, qualité des données</w:t>
       </w:r>
+      <w:bookmarkEnd w:id="7005"/>
     </w:p>
     <w:tbl>
       <w:tblPr>
@@ -1021,9 +2110,11 @@
       <w:pPr>
         <w:pStyle w:val="Heading2"/>
       </w:pPr>
+      <w:bookmarkStart w:id="7006" w:name="_TocP130006"/>
       <w:r>
         <w:t>2.2 Axe 2, performance et reproductibilité</w:t>
       </w:r>
+      <w:bookmarkEnd w:id="7006"/>
     </w:p>
     <w:tbl>
       <w:tblPr>
@@ -1403,9 +2494,11 @@
       <w:pPr>
         <w:pStyle w:val="Heading2"/>
       </w:pPr>
+      <w:bookmarkStart w:id="7007" w:name="_TocP130007"/>
       <w:r>
         <w:t>2.3 Axe 3, détection d'anomalies</w:t>
       </w:r>
+      <w:bookmarkEnd w:id="7007"/>
     </w:p>
     <w:tbl>
       <w:tblPr>
@@ -1773,9 +2866,11 @@
       <w:pPr>
         <w:pStyle w:val="Heading2"/>
       </w:pPr>
+      <w:bookmarkStart w:id="7008" w:name="_TocP130008"/>
       <w:r>
         <w:t>2.4 Axe 4, interprétabilité et documentation</w:t>
       </w:r>
+      <w:bookmarkEnd w:id="7008"/>
     </w:p>
     <w:tbl>
       <w:tblPr>
@@ -2143,9 +3238,11 @@
       <w:pPr>
         <w:pStyle w:val="Heading1"/>
       </w:pPr>
+      <w:bookmarkStart w:id="7009" w:name="_TocP130009"/>
       <w:r>
         <w:t>3. Justifications techniques</w:t>
       </w:r>
+      <w:bookmarkEnd w:id="7009"/>
     </w:p>
     <w:tbl>
       <w:tblPr>
@@ -2846,9 +3943,11 @@
       <w:pPr>
         <w:pStyle w:val="Heading1"/>
       </w:pPr>
+      <w:bookmarkStart w:id="7010" w:name="_TocP130010"/>
       <w:r>
         <w:t>4. Résultats consolidés</w:t>
       </w:r>
+      <w:bookmarkEnd w:id="7010"/>
     </w:p>
     <w:tbl>
       <w:tblPr>
@@ -4143,9 +5242,11 @@
       <w:pPr>
         <w:pStyle w:val="Heading1"/>
       </w:pPr>
+      <w:bookmarkStart w:id="7011" w:name="_TocP130011"/>
       <w:r>
         <w:t>5. Ce que le projet change pour le métier</w:t>
       </w:r>
+      <w:bookmarkEnd w:id="7011"/>
     </w:p>
     <w:tbl>
       <w:tblPr>
@@ -4703,9 +5804,11 @@
       <w:pPr>
         <w:pStyle w:val="Heading2"/>
       </w:pPr>
+      <w:bookmarkStart w:id="7012" w:name="_TocP130012"/>
       <w:r>
         <w:t>5.1 Recommandations remises au commanditaire</w:t>
       </w:r>
+      <w:bookmarkEnd w:id="7012"/>
     </w:p>
     <w:p>
       <w:pPr>
@@ -4826,9 +5929,11 @@
       <w:pPr>
         <w:pStyle w:val="Heading1"/>
       </w:pPr>
+      <w:bookmarkStart w:id="7013" w:name="_TocP130013"/>
       <w:r>
         <w:t>6. Reproductibilité</w:t>
       </w:r>
+      <w:bookmarkEnd w:id="7013"/>
     </w:p>
     <w:tbl>
       <w:tblPr>
@@ -5373,9 +6478,11 @@
       <w:pPr>
         <w:pStyle w:val="Heading1"/>
       </w:pPr>
+      <w:bookmarkStart w:id="7014" w:name="_TocP130014"/>
       <w:r>
         <w:t>7. Limites et biais</w:t>
       </w:r>
+      <w:bookmarkEnd w:id="7014"/>
     </w:p>
     <w:p>
       <w:r>
@@ -5887,9 +6994,11 @@
       <w:pPr>
         <w:pStyle w:val="Heading1"/>
       </w:pPr>
+      <w:bookmarkStart w:id="7015" w:name="_TocP130015"/>
       <w:r>
         <w:t>8. Procédure de documentation</w:t>
       </w:r>
+      <w:bookmarkEnd w:id="7015"/>
     </w:p>
     <w:p>
       <w:r>
@@ -5907,9 +7016,11 @@
       <w:pPr>
         <w:pStyle w:val="Heading2"/>
       </w:pPr>
+      <w:bookmarkStart w:id="7016" w:name="_TocP130016"/>
       <w:r>
         <w:t>8.1 Règles de nommage</w:t>
       </w:r>
+      <w:bookmarkEnd w:id="7016"/>
     </w:p>
     <w:tbl>
       <w:tblPr>
@@ -6279,9 +7390,11 @@
       <w:pPr>
         <w:pStyle w:val="Heading2"/>
       </w:pPr>
+      <w:bookmarkStart w:id="7017" w:name="_TocP130017"/>
       <w:r>
         <w:t>8.2 Règles de versionnage</w:t>
       </w:r>
+      <w:bookmarkEnd w:id="7017"/>
     </w:p>
     <w:p>
       <w:pPr>
@@ -6372,9 +7485,11 @@
       <w:pPr>
         <w:pStyle w:val="Heading2"/>
       </w:pPr>
+      <w:bookmarkStart w:id="7018" w:name="_TocP130018"/>
       <w:r>
         <w:t>8.3 Règles de journalisation des essais</w:t>
       </w:r>
+      <w:bookmarkEnd w:id="7018"/>
     </w:p>
     <w:p>
       <w:r>
@@ -6710,9 +7825,11 @@
       <w:pPr>
         <w:pStyle w:val="Heading2"/>
       </w:pPr>
+      <w:bookmarkStart w:id="7019" w:name="_TocP130019"/>
       <w:r>
         <w:t>8.4 Règles de rédaction des livrables</w:t>
       </w:r>
+      <w:bookmarkEnd w:id="7019"/>
     </w:p>
     <w:p>
       <w:pPr>
@@ -6820,9 +7937,11 @@
       <w:pPr>
         <w:pStyle w:val="Heading2"/>
       </w:pPr>
+      <w:bookmarkStart w:id="7020" w:name="_TocP130020"/>
       <w:r>
         <w:t>8.5 Contrôle avant dépôt</w:t>
       </w:r>
+      <w:bookmarkEnd w:id="7020"/>
     </w:p>
     <w:p>
       <w:r>
@@ -7193,9 +8312,11 @@
       <w:pPr>
         <w:pStyle w:val="Heading1"/>
       </w:pPr>
+      <w:bookmarkStart w:id="7021" w:name="_TocP130021"/>
       <w:r>
         <w:t>9. Posture de conseil adoptée</w:t>
       </w:r>
+      <w:bookmarkEnd w:id="7021"/>
     </w:p>
     <w:p>
       <w:r>
@@ -7213,9 +8334,11 @@
       <w:pPr>
         <w:pStyle w:val="Heading2"/>
       </w:pPr>
+      <w:bookmarkStart w:id="7022" w:name="_TocP130022"/>
       <w:r>
         <w:t>9.1 Ce que le positionnement change concrètement</w:t>
       </w:r>
+      <w:bookmarkEnd w:id="7022"/>
     </w:p>
     <w:tbl>
       <w:tblPr>
@@ -7650,9 +8773,11 @@
       <w:pPr>
         <w:pStyle w:val="Heading2"/>
       </w:pPr>
+      <w:bookmarkStart w:id="7023" w:name="_TocP130023"/>
       <w:r>
         <w:t>9.2 Limites du mandat, énoncées au commanditaire</w:t>
       </w:r>
+      <w:bookmarkEnd w:id="7023"/>
     </w:p>
     <w:p>
       <w:pPr>
@@ -7709,9 +8834,11 @@
       <w:pPr>
         <w:pStyle w:val="Heading2"/>
       </w:pPr>
+      <w:bookmarkStart w:id="7024" w:name="_TocP130024"/>
       <w:r>
         <w:t>9.3 Accompagnement des équipes</w:t>
       </w:r>
+      <w:bookmarkEnd w:id="7024"/>
     </w:p>
     <w:p>
       <w:r>
@@ -7943,9 +9070,11 @@
       <w:pPr>
         <w:pStyle w:val="Heading1"/>
       </w:pPr>
+      <w:bookmarkStart w:id="7025" w:name="_TocP130025"/>
       <w:r>
         <w:t>10. Synthèse et prochaines étapes</w:t>
       </w:r>
+      <w:bookmarkEnd w:id="7025"/>
     </w:p>
     <w:p>
       <w:pPr>
@@ -8145,9 +9274,11 @@
       <w:pPr>
         <w:pStyle w:val="Heading1"/>
       </w:pPr>
+      <w:bookmarkStart w:id="7026" w:name="_TocP130026"/>
       <w:r>
         <w:t xml:space="preserve">Annexe A. Journal brut des essais d'IA</w:t>
       </w:r>
+      <w:bookmarkEnd w:id="7026"/>
     </w:p>
     <w:p>
       <w:r>
@@ -8195,9 +9326,11 @@
       <w:pPr>
         <w:pStyle w:val="Heading2"/>
       </w:pPr>
+      <w:bookmarkStart w:id="7027" w:name="_TocP130027"/>
       <w:r>
         <w:t xml:space="preserve">A.1 Axe 1, qualité des données</w:t>
       </w:r>
+      <w:bookmarkEnd w:id="7027"/>
     </w:p>
     <w:tbl>
       <w:tblPr>
@@ -8628,9 +9761,11 @@
       <w:pPr>
         <w:pStyle w:val="Heading2"/>
       </w:pPr>
+      <w:bookmarkStart w:id="7028" w:name="_TocP130028"/>
       <w:r>
         <w:t xml:space="preserve">A.2 Axe 2, performance et reproductibilité</w:t>
       </w:r>
+      <w:bookmarkEnd w:id="7028"/>
     </w:p>
     <w:tbl>
       <w:tblPr>
@@ -9066,9 +10201,11 @@
       <w:pPr>
         <w:pStyle w:val="Heading2"/>
       </w:pPr>
+      <w:bookmarkStart w:id="7029" w:name="_TocP130029"/>
       <w:r>
         <w:t xml:space="preserve">A.3 Axe 3, détection d'anomalies</w:t>
       </w:r>
+      <w:bookmarkEnd w:id="7029"/>
     </w:p>
     <w:tbl>
       <w:tblPr>
@@ -9499,9 +10636,11 @@
       <w:pPr>
         <w:pStyle w:val="Heading2"/>
       </w:pPr>
+      <w:bookmarkStart w:id="7030" w:name="_TocP130030"/>
       <w:r>
         <w:t xml:space="preserve">A.4 Axe 4, interprétabilité et documentation</w:t>
       </w:r>
+      <w:bookmarkEnd w:id="7030"/>
     </w:p>
     <w:tbl>
       <w:tblPr>
@@ -10028,9 +11167,11 @@
       <w:pPr>
         <w:pStyle w:val="Heading2"/>
       </w:pPr>
+      <w:bookmarkStart w:id="7031" w:name="_TocP130031"/>
       <w:r>
         <w:t xml:space="preserve">A.5 Besoin 2, les chiffres du réassort</w:t>
       </w:r>
+      <w:bookmarkEnd w:id="7031"/>
     </w:p>
     <w:p>
       <w:r>

--- a/livrables/Lippens_Charles_2_documentation_demarche_092026.docx
+++ b/livrables/Lippens_Charles_2_documentation_demarche_092026.docx
@@ -154,7 +154,7 @@
           <w:color w:val="333333"/>
           <w:sz w:val="20"/>
         </w:rPr>
-        <w:t xml:space="preserve">2.8, mise à jour du 1er octobre 2026 (jalon J4 réussi le 30 septembre, relecture des essais C et D en cours, date du dépôt, typographie) ; 2.7, essais C et D du notebook complémentaire (réassort, stabilité du modèle), ChatGPT cité, puis relecture finale (essais C et D à relire, versionnage, recommandation 3), le 25 septembre 2026, et mise à jour du 28 septembre 2026 (performance datée, réexécutions des 25 et 28 septembre, maintenance, figures redessinées, texte allégé) ; 2.6, relecture après l'audit de l'énoncé : portée du contrat de qualité, facteurs de performance, indice de Jaccard, reproductibilité (Python 3.11, installation, durée), puis relecture indépendante (portée des neuf contrôles, réserve sur le stock), le 25 septembre 2026 ; 2.5, six réserves (colonnes d'avis vides), valeurs manquantes et référence à 12,65 euros décrites exactement, sécurité des données dite sans formule absolue, le 25 septembre 2026 ; 2.4, lecture des avis clients corrigée (colonnes vides, avis désactivés sur le site) et trois pistes ajoutées en section 10, le 24 septembre 2026 ; 2.3, annexe A (journal brut des essais d'IA, avec les essais complémentaires du 17 septembre 2026) et règle 8.3 complétée ; 2.2, numérotation de la section 10 rétablie ; 2.1, corrigée après les deux passages d'audit</w:t>
+        <w:t xml:space="preserve">2.9, le 7 octobre 2026 : essais C et D relus et relancés, mise en situation faite, liste de contrôle reformulée, validation de J4 datée ; 2.8, mise à jour du 1er octobre 2026 (jalon J4 réussi le 30 septembre, relecture des essais C et D en cours, date du dépôt, typographie) ; 2.7, essais C et D du notebook complémentaire (réassort, stabilité du modèle), ChatGPT cité, puis relecture finale (essais C et D à relire, versionnage, recommandation 3), le 25 septembre 2026, et mise à jour du 28 septembre 2026 (performance datée, réexécutions des 25 et 28 septembre, maintenance, figures redessinées, texte allégé) ; 2.6, relecture après l'audit de l'énoncé : portée du contrat de qualité, facteurs de performance, indice de Jaccard, reproductibilité (Python 3.11, installation, durée), puis relecture indépendante (portée des neuf contrôles, réserve sur le stock), le 25 septembre 2026 ; 2.5, six réserves (colonnes d'avis vides), valeurs manquantes et référence à 12,65 euros décrites exactement, sécurité des données dite sans formule absolue, le 25 septembre 2026 ; 2.4, lecture des avis clients corrigée (colonnes vides, avis désactivés sur le site) et trois pistes ajoutées en section 10, le 24 septembre 2026 ; 2.3, annexe A (journal brut des essais d'IA, avec les essais complémentaires du 17 septembre 2026) et règle 8.3 complétée ; 2.2, numérotation de la section 10 rétablie ; 2.1, corrigée après les deux passages d'audit</w:t>
       </w:r>
     </w:p>
     <w:p>
@@ -1309,7 +1309,7 @@
           <w:color w:val="333333"/>
           <w:sz w:val="21"/>
         </w:rPr>
-        <w:t xml:space="preserve">J'ai utilisé les assistants d'IA pour les variantes de code, la rédaction de documentation, les propositions de tests et la reformulation. Chaque sortie a été exécutée et vérifiée avant d'être intégrée, sauf les essais C et D du 25 septembre : chiffres recalculés par l'assistant dans un script séparé ; ma relecture est en cours. Une suggestion qui n'apporte rien de mesurable est écartée, et cet écart est noté comme une adoption.</w:t>
+        <w:t xml:space="preserve">J'ai utilisé les assistants d'IA pour les variantes de code, la rédaction de documentation, les propositions de tests et la reformulation. Chaque sortie a été exécutée et vérifiée avant d'être intégrée. J'ai relu et relancé le 7 octobre les essais C et D du 25 septembre, recalculés par l'assistant dans un script séparé : mêmes chiffres. Une suggestion qui n'apporte rien de mesurable est écartée, et cet écart est noté comme une adoption.</w:t>
       </w:r>
     </w:p>
     <w:p>
@@ -6416,7 +6416,7 @@
                 <w:color w:val="333333"/>
                 <w:sz w:val="18"/>
               </w:rPr>
-              <w:t xml:space="preserve">Le 25 septembre 2026, sur mon poste (Anaconda, Python 3.13.9, pandas 2.2.3, versions différentes du requirements.txt), trois notebooks réexécutés sans erreur : mêmes chiffres métier, temps différents. Le 28 septembre, réexécution par l'assistant dans un environnement neuf, créé avec le requirements.txt : mêmes sorties, temps exceptés. Le 30 septembre, sur mon poste, environnement neuf créé avec le seul requirements.txt : les deux notebooks du dossier de dépôt sans erreur, 14 chiffres clés sur 14, autres sorties identiques hors temps de calcul et version de Python. C'est la preuve du jalon J4 : le critère parle d'un poste vierge, la preuve réelle est cet environnement neuf sur mon poste. Sa validation est demandée en séance 3</w:t>
+              <w:t xml:space="preserve">Le 25 septembre 2026, sur mon poste (Anaconda, Python 3.13.9, pandas 2.2.3, versions différentes du requirements.txt), trois notebooks réexécutés sans erreur : mêmes chiffres métier, temps différents. Le 28 septembre, réexécution par l'assistant dans un environnement neuf, créé avec le requirements.txt : mêmes sorties, temps exceptés. Le 30 septembre, sur mon poste, environnement neuf créé avec le seul requirements.txt : les deux notebooks du dossier de dépôt sans erreur, 14 chiffres clés sur 14, autres sorties identiques hors temps de calcul et version de Python. C'est la preuve du jalon J4 : le critère parle d'un poste vierge, la preuve réelle est cet environnement neuf sur mon poste. Le jalon J4 a été validé en séance 3, le 2 octobre</w:t>
             </w:r>
           </w:p>
         </w:tc>
@@ -6914,7 +6914,7 @@
                 <w:color w:val="333333"/>
                 <w:sz w:val="17"/>
               </w:rPr>
-              <w:t xml:space="preserve">Relecture et exécution systématiques, confrontation au résultat attendu, journal des essais ; ma relecture des essais C et D est en cours</w:t>
+              <w:t xml:space="preserve">Relecture et exécution systématiques, confrontation au résultat attendu, journal des essais ; essais C et D relus et relancés le 7 octobre</w:t>
             </w:r>
           </w:p>
         </w:tc>
@@ -8046,7 +8046,7 @@
                 <w:color w:val="333333"/>
                 <w:sz w:val="18"/>
               </w:rPr>
-              <w:t>Le notebook s'exécute de bout en bout sur un poste vierge</w:t>
+              <w:t xml:space="preserve">Le notebook s'exécute en entier sur un poste vierge</w:t>
             </w:r>
           </w:p>
         </w:tc>
@@ -8963,7 +8963,7 @@
                 <w:color w:val="333333"/>
                 <w:sz w:val="18"/>
               </w:rPr>
-              <w:t>Quatre séquences de formation courtes, un guide de prise en main en langage métier, un glossaire de douze termes</w:t>
+              <w:t xml:space="preserve">Quatre séquences de formation courtes, un guide de prise en main en langage métier, un glossaire de douze termes ; mise en situation du 7 octobre : cinq critères sur cinq</w:t>
             </w:r>
           </w:p>
         </w:tc>
@@ -11157,7 +11157,7 @@
                 <w:color w:val="333333"/>
                 <w:sz w:val="18"/>
               </w:rPr>
-              <w:t xml:space="preserve">Chiffres recalculés par l'assistant dans un script séparé ; ma relecture est en cours</w:t>
+              <w:t xml:space="preserve">Chiffres recalculés par l'assistant dans un script séparé ; relus et relancés par moi le 7 octobre : mêmes chiffres</w:t>
             </w:r>
           </w:p>
         </w:tc>
@@ -11419,7 +11419,7 @@
                 <w:color w:val="333333"/>
                 <w:sz w:val="18"/>
               </w:rPr>
-              <w:t xml:space="preserve">Chiffres recalculés par l'assistant dans un script séparé, concordants avec le test du 24 septembre ; ma relecture est en cours</w:t>
+              <w:t xml:space="preserve">Chiffres recalculés par l'assistant dans un script séparé, concordants avec le test du 24 septembre ; relus et relancés par moi le 7 octobre : mêmes chiffres</w:t>
             </w:r>
           </w:p>
         </w:tc>

--- a/livrables/Lippens_Charles_2_documentation_demarche_092026.docx
+++ b/livrables/Lippens_Charles_2_documentation_demarche_092026.docx
@@ -1757,7 +1757,7 @@
           <w:color w:val="333333"/>
           <w:sz w:val="21"/>
         </w:rPr>
-        <w:t xml:space="preserve">Pour chaque axe : la demande à l'assistant, les variantes, le résultat mesuré, la décision et son motif. Les essais consignés sont faits avec Claude (Anthropic), en mode Cowork. J'ai aussi utilisé ChatGPT (OpenAI), surtout pour la rédaction, la relecture, la recherche d'idées et le code ; ces échanges n'ont pas été archivés. Le journal brut (outil et modèle, dates, extraits de code et de sorties, retouches à la main) est en annexe A et dans le dossier journal_essais_IA, à côté du notebook.</w:t>
+        <w:t xml:space="preserve">Pour chaque axe : la demande à l'assistant, les variantes, le résultat mesuré, la décision et son motif. Les essais consignés sont faits avec Claude (Anthropic). J'ai aussi utilisé ChatGPT (OpenAI), surtout pour la rédaction, la relecture, la recherche d'idées et le code ; ces échanges n'ont pas été archivés. Le journal brut (outil, dates, extraits de code et de sorties, retouches à la main) est en annexe A et dans le dossier journal_essais_IA, à côté du notebook.</w:t>
       </w:r>
     </w:p>
     <w:p>
@@ -7813,7 +7813,7 @@
           <w:color w:val="333333"/>
           <w:sz w:val="21"/>
         </w:rPr>
-        <w:t xml:space="preserve">Depuis le 17 septembre 2026, deux informations s'ajoutent aux cinq précédentes, pour répondre à la lettre de l'étape 4 de l'énoncé. Ce sont le message tel qu'envoyé à l'assistant, copié depuis l'application, et l'identifiant du modèle affiché au moment de l'essai, avec la date. Les essais menés avant cette date sont documentés en annexe A avec le degré de fidélité de chaque élément.</w:t>
+        <w:t xml:space="preserve">Depuis le 17 septembre 2026, une information s'ajoute aux cinq précédentes, pour répondre à la lettre de l'étape 4 de l'énoncé : le message tel qu'envoyé à l'assistant, copié depuis l'application, avec la date. Les essais menés avant cette date sont documentés en annexe A avec le degré de fidélité de chaque élément.</w:t>
       </w:r>
     </w:p>
     <w:p>
@@ -9314,7 +9314,7 @@
           <w:color w:val="333333"/>
           <w:sz w:val="20"/>
         </w:rPr>
-        <w:t xml:space="preserve"> Les essais ont été menés avec Claude (Anthropic), dans l'application Claude de bureau en mode Cowork, qui travaille dans le dossier du projet et exécute le notebook sur le poste. Trois exécutions sont conservées : 26 juin 2026 (première ébauche, fichiers 062026, Python 3.10.12), 31 juillet 2026 (première version complète, 072026) et 4 août 2026 (exécution livrée, Python 3.11.15, versions dans la dernière cellule). Trois réexécutions de contrôle ont suivi : le 25 septembre sur mon poste, le 28 septembre dans un environnement neuf de l'assistant, le 30 septembre sur mon poste dans un environnement neuf (jalon J4, section 6). Les extraits de code, les sorties chiffrées et les commentaires cités sont littéraux, copiés des notebooks conservés avec leur date d'exécution. Les échanges n'ont pas été archivés mot pour mot. Les demandes sont reconstituées à partir des résumés du notebook (cellules « Prompt (résumé) », devenues « Demande à l'assistant (résumé) » le 25 septembre) et de la section 2. L'identifiant du modèle en service à ces dates n'a pas été consigné. Les deux essais complémentaires du 17 septembre 2026 (Local Outlier Factor, importances globales) sont entièrement littéraux : demande, code, sorties, date et modèle (claude-fable-5-1), dans le notebook Lippens_Charles_1_essais_complementaires_092026.ipynb, livré à côté du notebook amélioré. Le notebook amélioré garde le code exécuté et les sorties du 4 août 2026. Son texte a changé le 24 septembre (étape 5 : avis clients, lien entre stock et ventes), puis les 25 et 28 septembre, pour la clarté. Le 28 septembre, des commentaires ont été ajoutés au code, sans réexécution. Le projet a deux phases. D'abord la préparation, de juin à août 2026 : faisabilité, premiers essais, première version complète. Puis le mentorat, du 14 septembre à la soutenance de la semaine du 12 octobre : les trois versions arbitrées en séance et les essais complémentaires.</w:t>
+        <w:t xml:space="preserve"> Les essais ont été menés avec Claude (Anthropic). Trois exécutions sont conservées : 26 juin 2026 (première ébauche, fichiers 062026, Python 3.10.12), 31 juillet 2026 (première version complète, 072026) et 4 août 2026 (exécution livrée, Python 3.11.15, versions dans la dernière cellule). Trois réexécutions de contrôle ont suivi : le 25 septembre sur mon poste, le 28 septembre dans un environnement neuf de l'assistant, le 30 septembre sur mon poste dans un environnement neuf (jalon J4, section 6). Les extraits de code, les sorties chiffrées et les commentaires cités sont littéraux, copiés des notebooks conservés avec leur date d'exécution. Les échanges n'ont pas été archivés mot pour mot. Les demandes sont reconstituées à partir des résumés du notebook (cellules « Prompt (résumé) », devenues « Demande à l'assistant (résumé) » le 25 septembre) et de la section 2. Les deux essais complémentaires du 17 septembre 2026 (Local Outlier Factor, importances globales) sont entièrement littéraux : demande, code, sorties et date, dans le notebook Lippens_Charles_1_essais_complementaires_092026.ipynb, livré à côté du notebook amélioré. Le notebook amélioré garde le code exécuté et les sorties du 4 août 2026. Son texte a changé le 24 septembre (étape 5 : avis clients, lien entre stock et ventes), puis les 25 et 28 septembre, pour la clarté. Le 28 septembre, des commentaires ont été ajoutés au code, sans réexécution. Le projet a deux phases. D'abord la préparation, de juin à août 2026 : faisabilité, premiers essais, première version complète. Puis le mentorat, du 14 septembre à la soutenance de la semaine du 12 octobre : les trois versions arbitrées en séance et les essais complémentaires.</w:t>
       </w:r>
     </w:p>
     <w:p>
@@ -11100,7 +11100,7 @@
                 <w:color w:val="333333"/>
                 <w:sz w:val="18"/>
               </w:rPr>
-              <w:t xml:space="preserve">Extrait littéral, Claude (modèle claude-opus-5-5), 25 septembre 2026 : « ce serait bien de fix les partiel et manquants pour avoir en complet » ; points visés : stabilité selon la partition, comparaison à une prédiction naïve</w:t>
+              <w:t xml:space="preserve">Extrait littéral, Claude, 25 septembre 2026 : « ce serait bien de fix les partiel et manquants pour avoir en complet » ; points visés : stabilité selon la partition, comparaison à une prédiction naïve</w:t>
             </w:r>
           </w:p>
         </w:tc>

--- a/livrables/Lippens_Charles_2_documentation_demarche_092026.docx
+++ b/livrables/Lippens_Charles_2_documentation_demarche_092026.docx
@@ -9289,7 +9289,7 @@
           <w:color w:val="333333"/>
           <w:sz w:val="21"/>
         </w:rPr>
-        <w:t xml:space="preserve">Cette annexe complète la section 2. Pour chaque essai, elle donne les cinq informations qui répondent à l'étape 4 de l'énoncé : l'outil et le modèle, la date, la demande adressée à l'assistant, un extrait de la réponse retenue ou écartée, et ce qui a été modifié ou vérifié à la main. Le dossier journal_essais_IA, livré à côté du notebook, en donne la version longue (un fichier par axe, avec les extraits de code complets).</w:t>
+        <w:t xml:space="preserve">Cette annexe complète la section 2. Pour chaque essai, elle donne les cinq informations qui répondent à l'étape 4 de l'énoncé : l'outil, la date, la demande adressée à l'assistant, un extrait de la réponse retenue ou écartée, et ce qui a été modifié ou vérifié à la main. Le dossier journal_essais_IA, livré à côté du notebook, en donne la version longue (un fichier par axe, avec les extraits de code complets).</w:t>
       </w:r>
     </w:p>
     <w:p>

--- a/livrables/Lippens_Charles_2_documentation_demarche_092026.docx
+++ b/livrables/Lippens_Charles_2_documentation_demarche_092026.docx
@@ -132,7 +132,7 @@
           <w:color w:val="333333"/>
           <w:sz w:val="20"/>
         </w:rPr>
-        <w:t xml:space="preserve">Octobre 2026, dépôt du projet (première version en juillet 2026)</w:t>
+        <w:t xml:space="preserve">Octobre 2026, dépôt du projet</w:t>
       </w:r>
     </w:p>
     <w:p>
@@ -1297,7 +1297,7 @@
           <w:color w:val="333333"/>
           <w:sz w:val="21"/>
         </w:rPr>
-        <w:t xml:space="preserve">Pour chaque amélioration du notebook, je donne le raisonnement demandé par l'énoncé : au moins deux options comparées, des critères explicites, la trace des essais. Le but : une démarche reproductible et présentable.</w:t>
+        <w:t xml:space="preserve">Pour chaque amélioration du notebook, je donne le raisonnement demandé par l'énoncé : au moins deux options comparées, des critères explicites, la trace des essais. La démarche doit pouvoir être rejouée et présentée.</w:t>
       </w:r>
     </w:p>
     <w:p>
@@ -1309,7 +1309,7 @@
           <w:color w:val="333333"/>
           <w:sz w:val="21"/>
         </w:rPr>
-        <w:t xml:space="preserve">J'ai utilisé les assistants d'IA pour les variantes de code, la rédaction de documentation, les propositions de tests et la reformulation. Chaque sortie a été exécutée et vérifiée avant d'être intégrée. J'ai relu et relancé le 7 octobre les essais C et D du 25 septembre, recalculés par l'assistant dans un script séparé : mêmes chiffres. Une suggestion qui n'apporte rien de mesurable est écartée, et cet écart est noté comme une adoption.</w:t>
+        <w:t xml:space="preserve">J'ai utilisé les assistants d'IA pour les variantes de code, la rédaction de documentation, les propositions de tests et la reformulation. Chaque sortie a été exécutée et vérifiée avant d'être intégrée. Le 7 octobre, j'ai relu et relancé les essais C et D du 25 septembre, recalculés par l'assistant dans un script séparé, et retrouvé les mêmes chiffres. Une suggestion qui n'apporte rien de mesurable est écartée, et ce rejet est noté comme le serait une adoption.</w:t>
       </w:r>
     </w:p>
     <w:p>
@@ -1659,7 +1659,7 @@
                 <w:color w:val="333333"/>
                 <w:sz w:val="18"/>
               </w:rPr>
-              <w:t xml:space="preserve">Confirmée : 26 signaux de plus, dont le nombre découle du taux de 5 %, et un cas avéré, une référence affichée sous son prix d'achat</w:t>
+              <w:t xml:space="preserve">Confirmée : 26 signaux de plus (leur nombre découle du taux de 5 %), dont un cas avéré, une référence affichée sous son prix d'achat</w:t>
             </w:r>
           </w:p>
         </w:tc>
@@ -1757,7 +1757,7 @@
           <w:color w:val="333333"/>
           <w:sz w:val="21"/>
         </w:rPr>
-        <w:t xml:space="preserve">Pour chaque axe : la demande à l'assistant, les variantes, le résultat mesuré, la décision et son motif. Les essais consignés sont faits avec Claude (Anthropic). J'ai aussi utilisé ChatGPT (OpenAI), surtout pour la rédaction, la relecture, la recherche d'idées et le code ; ces échanges n'ont pas été archivés. Le journal brut (outil, dates, extraits de code et de sorties, retouches à la main) est en annexe A et dans le dossier journal_essais_IA, à côté du notebook.</w:t>
+        <w:t xml:space="preserve">Chaque tableau donne la demande à l'assistant, les variantes, le résultat mesuré, la décision et son motif. Les essais consignés ont été menés avec Claude (Anthropic). J'ai aussi utilisé ChatGPT (OpenAI), surtout pour la rédaction, la relecture, la recherche d'idées et le code ; ces échanges n'ont pas été archivés. Le journal brut (outil, dates, extraits de code et de sorties, retouches à la main) est en annexe A et dans le dossier journal_essais_IA, à côté du notebook.</w:t>
       </w:r>
     </w:p>
     <w:p>
@@ -2319,7 +2319,7 @@
                 <w:color w:val="333333"/>
                 <w:sz w:val="18"/>
               </w:rPr>
-              <w:t xml:space="preserve">À 825 lignes, les trois moteurs s'exécutent en moins de 40 millisecondes ; DuckDB est le plus lent, à cause de son temps d'initialisation. À deux millions de lignes, Polars et DuckDB sont 4,1 fois et 2,9 fois plus rapides que pandas le 4 août (exécution livrée) ; 8,1 et 5,7 fois sur mon poste le 25 septembre.</w:t>
+              <w:t xml:space="preserve">À 825 lignes, les trois moteurs s'exécutent en moins de 40 millisecondes ; DuckDB est le plus lent, à cause de son temps d'initialisation. À deux millions de lignes, Polars et DuckDB sont 4,1 fois et 2,9 fois plus rapides que pandas dans l'exécution livrée ; 8,1 et 5,7 fois sur mon poste le 25 septembre.</w:t>
             </w:r>
           </w:p>
         </w:tc>
@@ -2431,7 +2431,7 @@
           <w:color w:val="333333"/>
           <w:sz w:val="21"/>
         </w:rPr>
-        <w:t xml:space="preserve">Seule la mesure de cet axe dépend du matériel : le gain change d'une machine à l'autre, la décision ne change pas. Toutes les mesures, du 26 juin au 28 septembre, sont en annexe A.2 et dans le journal (fichier 02).</w:t>
+        <w:t xml:space="preserve">Seule la mesure de cet axe dépend du matériel : le gain change d'une machine à l'autre, la décision ne change pas. Toutes les mesures sont en annexe A.2 et dans le journal (fichier 02).</w:t>
       </w:r>
     </w:p>
     <w:p>
@@ -2487,7 +2487,7 @@
           <w:color w:val="64748B"/>
           <w:sz w:val="17"/>
         </w:rPr>
-        <w:t xml:space="preserve">Figure 1. Temps médian des trois moteurs, au volume réel puis sur deux millions de lignes (exécution livrée du 4 août 2026). Figure redessinée à partir des sorties du notebook (mêmes données).</w:t>
+        <w:t xml:space="preserve">Figure 1. Temps médian des trois moteurs, au volume réel puis sur deux millions de lignes (exécution livrée). Figure redessinée à partir des sorties du notebook (mêmes données).</w:t>
       </w:r>
     </w:p>
     <w:p>
@@ -2611,7 +2611,7 @@
                 <w:color w:val="333333"/>
                 <w:sz w:val="18"/>
               </w:rPr>
-              <w:t>Proposer une détection d'anomalies portant sur plusieurs variables à la fois, prix, prix d'achat, stock, ventes et taux de marge, et la comparer à la détection existante par écart type sur le seul prix. Évaluer une troisième méthode fondée sur le voisinage local.</w:t>
+              <w:t xml:space="preserve">Proposer une détection d'anomalies portant sur plusieurs variables à la fois (prix, prix d'achat, stock, ventes et taux de marge) et la comparer à la détection existante par écart type sur le seul prix. Évaluer une troisième méthode fondée sur le voisinage local.</w:t>
             </w:r>
           </w:p>
         </w:tc>
@@ -2703,7 +2703,7 @@
                 <w:color w:val="333333"/>
                 <w:sz w:val="18"/>
               </w:rPr>
-              <w:t>Isolation Forest signale 36 références, la méthode existante 13, dont 10 communes. La méthode multivariée capte donc 26 références supplémentaires, invisibles à la première.</w:t>
+              <w:t xml:space="preserve">Isolation Forest signale 36 références, la méthode existante 13, dont 10 communes. La méthode multivariée capte donc 26 références supplémentaires, que l'écart type ne voit pas.</w:t>
             </w:r>
           </w:p>
         </w:tc>
@@ -2983,7 +2983,7 @@
                 <w:color w:val="333333"/>
                 <w:sz w:val="18"/>
               </w:rPr>
-              <w:t>Modéliser le volume de ventes à partir des variables disponibles, puis expliquer les facteurs de façon interprétable, à la fois globalement et référence par référence. Comparer les importances globales du modèle et une méthode d'attribution par valeurs de Shapley.</w:t>
+              <w:t xml:space="preserve">Modéliser le volume de ventes à partir des variables disponibles, puis expliquer le poids de chaque facteur, à la fois globalement et référence par référence. Comparer les importances globales du modèle et une méthode d'attribution par valeurs de Shapley.</w:t>
             </w:r>
           </w:p>
         </w:tc>
@@ -3863,7 +3863,7 @@
                 <w:color w:val="333333"/>
                 <w:sz w:val="17"/>
               </w:rPr>
-              <w:t>Limite le surapprentissage et permet une mesure honnête de la performance</w:t>
+              <w:t xml:space="preserve">Mesure la performance sur des données non vues et révèle le surapprentissage</w:t>
             </w:r>
           </w:p>
         </w:tc>
@@ -3928,7 +3928,7 @@
                 <w:color w:val="333333"/>
                 <w:sz w:val="17"/>
               </w:rPr>
-              <w:t>La première mesure la part de variation expliquée, la seconde parle en unités vendues, compréhensible par le métier</w:t>
+              <w:t xml:space="preserve">La première mesure la part de variation expliquée, la seconde s'exprime en unités vendues, plus parlantes pour le métier</w:t>
             </w:r>
           </w:p>
         </w:tc>
@@ -5151,7 +5151,7 @@
                 <w:color w:val="333333"/>
                 <w:sz w:val="17"/>
               </w:rPr>
-              <w:t xml:space="preserve">Polars 4,1 fois et DuckDB 2,9 fois plus rapides que pandas le 4 août ; 8,1 et 5,7 fois sur mon poste le 25 septembre</w:t>
+              <w:t xml:space="preserve">Polars 4,1 fois et DuckDB 2,9 fois plus rapides que pandas dans l'exécution livrée ; 8,1 et 5,7 fois sur mon poste le 25 septembre</w:t>
             </w:r>
           </w:p>
         </w:tc>
@@ -5851,7 +5851,7 @@
           <w:color w:val="333333"/>
           <w:sz w:val="21"/>
         </w:rPr>
-        <w:t>Concentrer l'effort de réassort sur les 435 références qui portent 80 % du chiffre d'affaires.</w:t>
+        <w:t xml:space="preserve">Concentrer l'effort de réassort sur les 435 références qui portent 80 % du chiffre d'affaires.</w:t>
       </w:r>
       <w:r>
         <w:rPr>
@@ -5861,7 +5861,7 @@
           <w:color w:val="333333"/>
           <w:sz w:val="21"/>
         </w:rPr>
-        <w:t xml:space="preserve"> Les 254 restantes justifient une politique différente, à définir avec les achats.</w:t>
+        <w:t xml:space="preserve"> Les 254 restantes appellent une politique différente, à définir avec les achats.</w:t>
       </w:r>
     </w:p>
     <w:p>
@@ -5878,7 +5878,7 @@
           <w:color w:val="333333"/>
           <w:sz w:val="21"/>
         </w:rPr>
-        <w:t xml:space="preserve">Traiter d'abord les neuf lignes en infraction de l'ERP. Sept ont un prix de vente sous le prix d'achat, peut-être des erreurs de saisie à vérifier avec les achats. Une seule est rapprochée du site : la référence 4355, affichée en ligne à 12,65 euros pour 77,48 euros d'achat, sans vente en octobre. Des deux lignes à stock négatif, une seule reste dans les 714 produits : huit ventes, 356 euros.</w:t>
+        <w:t xml:space="preserve">Traiter d'abord les neuf lignes en infraction de l'ERP. Sept ont un prix de vente sous le prix d'achat, peut-être des erreurs de saisie à vérifier avec les achats. Une seule est rapprochée du site : la référence 4355, affichée en ligne à 12,65 euros pour 77,48 euros d'achat, sans vente en octobre. Des deux lignes à stock négatif, une seule reste dans les 714 produits, avec huit ventes pour 356 euros.</w:t>
       </w:r>
     </w:p>
     <w:p>
@@ -6093,7 +6093,7 @@
                 <w:color w:val="333333"/>
                 <w:sz w:val="18"/>
               </w:rPr>
-              <w:t xml:space="preserve">pandas, numpy, scikit-learn, pandera, polars, duckdb, shap, matplotlib, seaborn, openpyxl, pyarrow. La dernière étape du notebook imprime les versions des huit bibliothèques principales ; le fichier requirements.txt les fixe.</w:t>
+              <w:t xml:space="preserve">pandas, numpy, scikit-learn, pandera, polars, duckdb, shap, matplotlib, seaborn, openpyxl, pyarrow. La dernière étape du notebook affiche les versions des huit bibliothèques principales ; le fichier requirements.txt les fixe.</w:t>
             </w:r>
           </w:p>
         </w:tc>
@@ -6185,7 +6185,7 @@
                 <w:color w:val="333333"/>
                 <w:sz w:val="18"/>
               </w:rPr>
-              <w:t xml:space="preserve">Un notebook séquentiel en huit étapes, un dossier de données à côté du notebook, un dossier de figures, exportées à part (le notebook les affiche sans les enregistrer)</w:t>
+              <w:t xml:space="preserve">Un notebook séquentiel en huit étapes, un dossier de données à côté du notebook et un dossier de figures exportées à part, car le notebook les affiche sans les enregistrer</w:t>
             </w:r>
           </w:p>
         </w:tc>
@@ -6322,7 +6322,7 @@
                 <w:color w:val="333333"/>
                 <w:sz w:val="18"/>
               </w:rPr>
-              <w:t xml:space="preserve">Une dizaine de secondes pour l'exécution livrée du 4 août 2026, hors installation, dont environ 3 secondes pour le test de montée en charge</w:t>
+              <w:t xml:space="preserve">Une dizaine de secondes pour l'exécution livrée, hors installation, dont environ 3 secondes pour le test de montée en charge</w:t>
             </w:r>
           </w:p>
         </w:tc>
@@ -6416,7 +6416,7 @@
                 <w:color w:val="333333"/>
                 <w:sz w:val="18"/>
               </w:rPr>
-              <w:t xml:space="preserve">Le 25 septembre 2026, sur mon poste (Anaconda, Python 3.13.9, pandas 2.2.3, versions différentes du requirements.txt), trois notebooks réexécutés sans erreur : mêmes chiffres métier, temps différents. Le 28 septembre, réexécution par l'assistant dans un environnement neuf, créé avec le requirements.txt : mêmes sorties, temps exceptés. Le 30 septembre, sur mon poste, environnement neuf créé avec le seul requirements.txt : les deux notebooks du dossier de dépôt sans erreur, 14 chiffres clés sur 14, autres sorties identiques hors temps de calcul et version de Python. C'est la preuve du jalon J4 : le critère parle d'un poste vierge, la preuve réelle est cet environnement neuf sur mon poste. Le jalon J4 a été validé en séance 3, le 2 octobre</w:t>
+              <w:t xml:space="preserve">Le 25 septembre 2026, sur mon poste (Anaconda, Python 3.13.9, pandas 2.2.3, versions différentes du requirements.txt), trois notebooks réexécutés sans erreur : mêmes chiffres métier, temps différents. Le 28 septembre, réexécution par l'assistant dans un environnement neuf, créé avec le requirements.txt : mêmes sorties, temps exceptés. Le 30 septembre, sur mon poste, environnement neuf créé avec le seul requirements.txt : les deux notebooks du dossier de dépôt sans erreur, 14 chiffres clés sur 14, autres sorties identiques hors temps de calcul et version de Python. C'est la preuve du jalon J4 : le critère parle d'un poste vierge, et cet environnement neuf sur mon poste en tient lieu. Le jalon J4 a été validé en séance 3, le 2 octobre</w:t>
             </w:r>
           </w:p>
         </w:tc>
@@ -6761,7 +6761,7 @@
                 <w:color w:val="333333"/>
                 <w:sz w:val="17"/>
               </w:rPr>
-              <w:t xml:space="preserve">L'explication porte sur le modèle, pas sur le monde réel. Affirmer que le stock explique les ventes peut refléter une logique d'offre : on ne vend que ce que l'on a en stock, et le stock est relevé le 31 octobre, après les ventes du mois.</w:t>
+              <w:t xml:space="preserve">L'explication porte sur le modèle, pas sur le monde réel. Le lien entre stock et ventes peut refléter une logique d'offre : on ne vend que ce que l'on a en stock, et le stock est relevé le 31 octobre, après les ventes du mois.</w:t>
             </w:r>
           </w:p>
         </w:tc>
@@ -7009,7 +7009,7 @@
           <w:color w:val="333333"/>
           <w:sz w:val="21"/>
         </w:rPr>
-        <w:t xml:space="preserve">L'un des objectifs du projet est de formaliser les procédures de documentation pour assurer une gestion fiable. Les règles des sections 8.1, 8.3, 8.4 et 8.5 ont été appliquées à ce projet. Celles de la section 8.2 sont celles que je retiens pour un projet suivant. Ici, les versions ont été tenues par des fichiers datés, un historique en tête de chaque document et une sauvegarde avant chaque remplacement (gestion de projet, section 5).</w:t>
+        <w:t xml:space="preserve">L'un des objectifs du projet est de formaliser les procédures de documentation pour assurer une gestion fiable. Les règles des sections 8.1, 8.3, 8.4 et 8.5 ont été appliquées à ce projet. Je retiens celles de la section 8.2 pour un prochain projet. Ici, les versions ont été tenues par des fichiers datés, un historique en tête de chaque document et une sauvegarde avant chaque remplacement (gestion de projet, section 5).</w:t>
       </w:r>
     </w:p>
     <w:p>
@@ -8693,7 +8693,7 @@
                 <w:color w:val="333333"/>
                 <w:sz w:val="17"/>
               </w:rPr>
-              <w:t>Signaler, expliquer, et laisser la décision de correction au métier qui en porte la responsabilité</w:t>
+              <w:t xml:space="preserve">Signaler, expliquer et laisser la décision de correction au métier, qui en porte la responsabilité</w:t>
             </w:r>
           </w:p>
         </w:tc>
@@ -9088,7 +9088,7 @@
           <w:color w:val="333333"/>
           <w:sz w:val="20"/>
         </w:rPr>
-        <w:t>En une phrase.</w:t>
+        <w:t xml:space="preserve">En une phrase.</w:t>
       </w:r>
       <w:r>
         <w:rPr>
@@ -9098,7 +9098,7 @@
           <w:color w:val="333333"/>
           <w:sz w:val="20"/>
         </w:rPr>
-        <w:t xml:space="preserve"> Le notebook du projet 6 contrôle désormais les règles de l'ERP à chaque extraction, justifie son outillage par la mesure, croise deux détections d'anomalies, explique les ventes et se rejoue à l'identique.</w:t>
+        <w:t xml:space="preserve"> Le notebook du projet 6 contrôle désormais les règles de l'ERP à chaque extraction, fonde le choix de ses outils sur des mesures, croise deux détections d'anomalies, explique les ventes et se rejoue à l'identique.</w:t>
       </w:r>
     </w:p>
     <w:p>
@@ -9220,7 +9220,7 @@
           <w:color w:val="333333"/>
           <w:sz w:val="21"/>
         </w:rPr>
-        <w:t xml:space="preserve">Brancher sur l'extraction mensuelle la couverture de stock et le stock immobilisé, que demandait le projet 6. Le calcul existe depuis le 25 septembre (essai C, fonctionnalité F8 du cahier des charges) ; il faudra tenir compte de la saisonnalité dès qu'un historique existe.</w:t>
+        <w:t xml:space="preserve">Brancher sur l'extraction mensuelle la couverture de stock et le stock immobilisé, que demandait le projet 6. Le calcul existe depuis le 25 septembre (essai C, fonctionnalité F8 du cahier des charges) ; il faudra tenir compte de la saisonnalité dès qu'un historique sera disponible.</w:t>
       </w:r>
     </w:p>
     <w:p>
@@ -9314,7 +9314,7 @@
           <w:color w:val="333333"/>
           <w:sz w:val="20"/>
         </w:rPr>
-        <w:t xml:space="preserve"> Les essais ont été menés avec Claude (Anthropic). Trois exécutions sont conservées : 26 juin 2026 (première ébauche, fichiers 062026, Python 3.10.12), 31 juillet 2026 (première version complète, 072026) et 4 août 2026 (exécution livrée, Python 3.11.15, versions dans la dernière cellule). Trois réexécutions de contrôle ont suivi : le 25 septembre sur mon poste, le 28 septembre dans un environnement neuf de l'assistant, le 30 septembre sur mon poste dans un environnement neuf (jalon J4, section 6). Les extraits de code, les sorties chiffrées et les commentaires cités sont littéraux, copiés des notebooks conservés avec leur date d'exécution. Les échanges n'ont pas été archivés mot pour mot. Les demandes sont reconstituées à partir des résumés du notebook (cellules « Prompt (résumé) », devenues « Demande à l'assistant (résumé) » le 25 septembre) et de la section 2. Les deux essais complémentaires du 17 septembre 2026 (Local Outlier Factor, importances globales) sont entièrement littéraux : demande, code, sorties et date, dans le notebook Lippens_Charles_1_essais_complementaires_092026.ipynb, livré à côté du notebook amélioré. Le notebook amélioré garde le code exécuté et les sorties du 4 août 2026. Son texte a changé le 24 septembre (étape 5 : avis clients, lien entre stock et ventes), puis les 25 et 28 septembre, pour la clarté. Le 28 septembre, des commentaires ont été ajoutés au code, sans réexécution. Le projet a deux phases. D'abord la préparation, de juin à août 2026 : faisabilité, premiers essais, première version complète. Puis le mentorat, du 14 septembre à la soutenance de la semaine du 12 octobre : les trois versions arbitrées en séance et les essais complémentaires.</w:t>
+        <w:t xml:space="preserve"> Les essais ont été menés avec Claude (Anthropic). Trois exécutions sont conservées : la première ébauche (Python 3.10.12), la première version complète et l'exécution livrée (Python 3.11.15, versions dans la dernière cellule). Trois réexécutions de contrôle ont suivi : le 25 septembre sur mon poste, le 28 septembre dans un environnement neuf de l'assistant, le 30 septembre sur mon poste dans un environnement neuf (jalon J4, section 6). Les extraits de code, les sorties chiffrées et les commentaires cités sont littéraux, copiés des notebooks conservés. Les échanges n'ont pas été archivés mot pour mot. Les demandes sont reconstituées à partir des résumés du notebook (cellules « Prompt (résumé) », devenues « Demande à l'assistant (résumé) » le 25 septembre) et de la section 2. Les deux essais complémentaires du 17 septembre 2026 (Local Outlier Factor, importances globales) sont entièrement littéraux : demande, code, sorties et date, dans le notebook Lippens_Charles_1_essais_complementaires_092026.ipynb, livré à côté du notebook amélioré. Le notebook amélioré garde le code exécuté et les sorties de l'exécution livrée. Son texte a changé le 24 septembre (étape 5 : avis clients, lien entre stock et ventes), puis les 25 et 28 septembre, pour la clarté. Le 28 septembre, des commentaires ont été ajoutés au code, sans réexécution. Le projet a deux phases. D'abord la préparation : faisabilité, premiers essais, première version complète. Puis le mentorat, du 14 septembre à la soutenance de la semaine du 12 octobre : les trois versions arbitrées en séance et les essais complémentaires.</w:t>
       </w:r>
     </w:p>
     <w:p>
@@ -9484,7 +9484,7 @@
                 <w:color w:val="333333"/>
                 <w:sz w:val="18"/>
               </w:rPr>
-              <w:t xml:space="preserve">1.1 Reproduire l'existant, 26 juin 2026</w:t>
+              <w:t xml:space="preserve">1.1 Reproduire l'existant</w:t>
             </w:r>
           </w:p>
         </w:tc>
@@ -9579,7 +9579,7 @@
                 <w:color w:val="333333"/>
                 <w:sz w:val="18"/>
               </w:rPr>
-              <w:t xml:space="preserve">1.2 Contrat Pandera, 26 juin, corrigé le 31 juillet 2026</w:t>
+              <w:t xml:space="preserve">1.2 Contrat Pandera, corrigé dans la première version complète</w:t>
             </w:r>
           </w:p>
         </w:tc>
@@ -9633,7 +9633,7 @@
                 <w:color w:val="333333"/>
                 <w:sz w:val="18"/>
               </w:rPr>
-              <w:t xml:space="preserve">26 juin : rapport brut de 42 cas pour la marge négative ; 4 août : « 9 lignes en infraction sur 825 lignes ERP (1,1 %) », dont 7 marges négatives, 3 prix et 2 stocks</w:t>
+              <w:t xml:space="preserve">Ébauche : rapport brut de 42 cas pour la marge négative ; version livrée : « 9 lignes en infraction sur 825 lignes ERP (1,1 %) », dont 7 marges négatives, 3 prix et 2 stocks</w:t>
             </w:r>
           </w:p>
         </w:tc>
@@ -9651,7 +9651,7 @@
                 <w:color w:val="333333"/>
                 <w:sz w:val="18"/>
               </w:rPr>
-              <w:t xml:space="preserve">Confrontation ligne à ligne avec l'audit manuel ; rapport réécrit le 31 juillet pour compter les lignes uniques (sept lignes sur six colonnes donnaient 42 cas)</w:t>
+              <w:t xml:space="preserve">Confrontation ligne à ligne avec l'audit manuel ; rapport réécrit dans la première version complète pour compter les lignes uniques (sept lignes sur six colonnes donnaient 42 cas)</w:t>
             </w:r>
           </w:p>
         </w:tc>
@@ -9710,7 +9710,7 @@
                 <w:color w:val="333333"/>
                 <w:sz w:val="18"/>
               </w:rPr>
-              <w:t xml:space="preserve">Commentaire de la version du 4 août, réécrit le 25 septembre : « très complet (data docs, store) mais lourd ; Pandera est léger, typé, tient en 14 lignes »</w:t>
+              <w:t xml:space="preserve">Commentaire de la version livrée, réécrit le 25 septembre : « très complet (data docs, store) mais lourd ; Pandera est léger, typé, tient en 14 lignes »</w:t>
             </w:r>
           </w:p>
         </w:tc>
@@ -9919,7 +9919,7 @@
                 <w:color w:val="333333"/>
                 <w:sz w:val="18"/>
               </w:rPr>
-              <w:t xml:space="preserve">2.1 Trois moteurs à la volumétrie réelle, 26 juin 2026</w:t>
+              <w:t xml:space="preserve">2.1 Trois moteurs à la volumétrie réelle</w:t>
             </w:r>
           </w:p>
         </w:tc>
@@ -9974,7 +9974,7 @@
                 <w:color w:val="333333"/>
                 <w:sz w:val="18"/>
               </w:rPr>
-              <w:t xml:space="preserve">825 lignes : 26 juin 5,27 / 1,59 / 22,11 ms ; 31 juillet 9,65 / 4,10 / 39,07 ms ; 4 août 9,94 / 2,53 / 32,33 ms ; 25 septembre, mon poste, 4,70 / 2,07 / 26,66 ms (pandas, Polars, DuckDB). Autres mesures dans le journal</w:t>
+              <w:t xml:space="preserve">825 lignes : ébauche 5,27 / 1,59 / 22,11 ms ; première version 9,65 / 4,10 / 39,07 ms ; version livrée 9,94 / 2,53 / 32,33 ms ; 25 septembre, mon poste, 4,70 / 2,07 / 26,66 ms (pandas, Polars, DuckDB). Autres mesures dans le journal</w:t>
             </w:r>
           </w:p>
         </w:tc>
@@ -10015,7 +10015,7 @@
                 <w:color w:val="333333"/>
                 <w:sz w:val="18"/>
               </w:rPr>
-              <w:t xml:space="preserve">2.2 Montée en charge, 26 juin, rejoué le 31 juillet et le 4 août 2026</w:t>
+              <w:t xml:space="preserve">2.2 Montée en charge, rejouée à chaque version</w:t>
             </w:r>
           </w:p>
         </w:tc>
@@ -10070,7 +10070,7 @@
                 <w:color w:val="333333"/>
                 <w:sz w:val="18"/>
               </w:rPr>
-              <w:t xml:space="preserve">Facteurs Polars et DuckDB : 5,9 et 3,7 (26 juin), 3,5 et 2,9 (31 juillet), 4,1 et 2,9 (4 août, livrée), 8,1 et 5,7 (25 septembre, mon poste). Mesures du 28 septembre dans le journal (fichier 02)</w:t>
+              <w:t xml:space="preserve">Facteurs Polars et DuckDB : 5,9 et 3,7 (ébauche), 3,5 et 2,9 (première version), 4,1 et 2,9 (exécution livrée), 8,1 et 5,7 (25 septembre, mon poste). Mesures du 28 septembre dans le journal (fichier 02)</w:t>
             </w:r>
           </w:p>
         </w:tc>
@@ -10089,7 +10089,7 @@
                 <w:color w:val="333333"/>
                 <w:sz w:val="18"/>
               </w:rPr>
-              <w:t xml:space="preserve">Conclusion réécrite le 31 juillet pour ne publier qu'un ordre de grandeur ; depuis le 28 septembre, le dossier cite des facteurs datés (4 août et 25 septembre)</w:t>
+              <w:t xml:space="preserve">Conclusion réécrite dans la première version complète pour ne publier qu'un ordre de grandeur ; depuis le 28 septembre, le dossier cite deux mesures (exécution livrée et 25 septembre)</w:t>
             </w:r>
           </w:p>
         </w:tc>
@@ -10112,7 +10112,7 @@
                 <w:color w:val="333333"/>
                 <w:sz w:val="18"/>
               </w:rPr>
-              <w:t xml:space="preserve">2.3 Reproductibilité, 31 juillet et 4 août 2026</w:t>
+              <w:t xml:space="preserve">2.3 Reproductibilité, première version et version livrée</w:t>
             </w:r>
           </w:p>
         </w:tc>
@@ -10167,7 +10167,7 @@
                 <w:color w:val="333333"/>
                 <w:sz w:val="18"/>
               </w:rPr>
-              <w:t xml:space="preserve">Résultats métier identiques aux trois dates, puis le 25 septembre sur mon poste (autres versions), le 28 septembre chez l'assistant et le 30 septembre sur mon poste, chaque fois dans un environnement neuf (versions du requirements.txt). Versions du 4 août : pandas 3.0.2, scikit-learn 1.8.0, pandera 0.32.1, polars 1.43.2, duckdb 1.5.5, shap 0.51.0</w:t>
+              <w:t xml:space="preserve">Résultats métier identiques aux trois exécutions, puis le 25 septembre sur mon poste (autres versions), le 28 septembre chez l'assistant et le 30 septembre sur mon poste, chaque fois dans un environnement neuf (versions du requirements.txt). Versions de l'exécution livrée : pandas 3.0.2, scikit-learn 1.8.0, pandera 0.32.1, polars 1.43.2, duckdb 1.5.5, shap 0.51.0</w:t>
             </w:r>
           </w:p>
         </w:tc>
@@ -10359,7 +10359,7 @@
                 <w:color w:val="333333"/>
                 <w:sz w:val="18"/>
               </w:rPr>
-              <w:t xml:space="preserve">3.1 Méthode existante, 26 juin 2026</w:t>
+              <w:t xml:space="preserve">3.1 Méthode existante</w:t>
             </w:r>
           </w:p>
         </w:tc>
@@ -10454,7 +10454,7 @@
                 <w:color w:val="333333"/>
                 <w:sz w:val="18"/>
               </w:rPr>
-              <w:t xml:space="preserve">3.2 Isolation Forest, 26 juin 2026</w:t>
+              <w:t xml:space="preserve">3.2 Isolation Forest</w:t>
             </w:r>
           </w:p>
         </w:tc>
@@ -10549,7 +10549,7 @@
                 <w:color w:val="333333"/>
                 <w:sz w:val="18"/>
               </w:rPr>
-              <w:t xml:space="preserve">3.3 Local Outlier Factor, juin 2026 puis 17 septembre 2026</w:t>
+              <w:t xml:space="preserve">3.3 Local Outlier Factor, ébauche puis 17 septembre 2026</w:t>
             </w:r>
           </w:p>
         </w:tc>
@@ -10567,7 +10567,7 @@
                 <w:color w:val="333333"/>
                 <w:sz w:val="18"/>
               </w:rPr>
-              <w:t xml:space="preserve">Juin : évaluer une méthode de voisinage local (reconstituée). 17 septembre : recommandation A8 de l'audit, littérale : « une note d'essai pour Local Outlier Factor »</w:t>
+              <w:t xml:space="preserve">Ébauche : évaluer une méthode de voisinage local (reconstituée). 17 septembre : recommandation A8 de l'audit, littérale : « une note d'essai pour Local Outlier Factor »</w:t>
             </w:r>
           </w:p>
         </w:tc>
@@ -10585,7 +10585,7 @@
                 <w:color w:val="333333"/>
                 <w:sz w:val="18"/>
               </w:rPr>
-              <w:t xml:space="preserve">Juin : commentaire de la version du 4 août, réécrit le 25 septembre, « sensible au paramètre de voisinage et moins stable ici ». 17 septembre : LocalOutlierFactor sur les mêmes variables standardisées, 5 à 50 voisins, indice de Jaccard entre réglages</w:t>
+              <w:t xml:space="preserve">Commentaire de la version livrée, réécrit le 25 septembre : « sensible au paramètre de voisinage et moins stable ici ». 17 septembre : LocalOutlierFactor sur les mêmes variables standardisées, 5 à 50 voisins, indice de Jaccard entre réglages</w:t>
             </w:r>
           </w:p>
         </w:tc>
@@ -10621,7 +10621,7 @@
                 <w:color w:val="333333"/>
                 <w:sz w:val="18"/>
               </w:rPr>
-              <w:t xml:space="preserve">Critère de stabilité choisi à la main ; écart de juin confirmé et rendu rejouable dans le notebook complémentaire</w:t>
+              <w:t xml:space="preserve">Critère de stabilité choisi à la main ; écart de l'ébauche confirmé et rendu rejouable dans le notebook complémentaire</w:t>
             </w:r>
           </w:p>
         </w:tc>
@@ -10794,7 +10794,7 @@
                 <w:color w:val="333333"/>
                 <w:sz w:val="18"/>
               </w:rPr>
-              <w:t xml:space="preserve">4.1 Modéliser le volume de ventes, 26 juin 2026</w:t>
+              <w:t xml:space="preserve">4.1 Modéliser le volume de ventes</w:t>
             </w:r>
           </w:p>
         </w:tc>
@@ -10890,7 +10890,7 @@
                 <w:color w:val="333333"/>
                 <w:sz w:val="18"/>
               </w:rPr>
-              <w:t xml:space="preserve">4.2 Valeurs de Shapley, 26 juin 2026</w:t>
+              <w:t xml:space="preserve">4.2 Valeurs de Shapley</w:t>
             </w:r>
           </w:p>
         </w:tc>
@@ -10985,7 +10985,7 @@
                 <w:color w:val="333333"/>
                 <w:sz w:val="18"/>
               </w:rPr>
-              <w:t xml:space="preserve">4.3 Importances globales, juin 2026 puis 17 septembre 2026</w:t>
+              <w:t xml:space="preserve">4.3 Importances globales, ébauche puis 17 septembre 2026</w:t>
             </w:r>
           </w:p>
         </w:tc>
@@ -11003,7 +11003,7 @@
                 <w:color w:val="333333"/>
                 <w:sz w:val="18"/>
               </w:rPr>
-              <w:t xml:space="preserve">Juin : comparer les importances globales aux valeurs de Shapley (reconstituée). 17 septembre : demande littérale, issue de l'audit des attendus : « une cellule d'importances globales face aux valeurs de Shapley »</w:t>
+              <w:t xml:space="preserve">Ébauche : comparer les importances globales aux valeurs de Shapley (reconstituée). 17 septembre : demande littérale, issue de l'audit des attendus : « une cellule d'importances globales face aux valeurs de Shapley »</w:t>
             </w:r>
           </w:p>
         </w:tc>
@@ -11057,7 +11057,7 @@
                 <w:color w:val="333333"/>
                 <w:sz w:val="18"/>
               </w:rPr>
-              <w:t xml:space="preserve">Importance par permutation ajoutée à la main ; écart de juin confirmé : les importances hiérarchisent, elles n'expliquent pas une référence</w:t>
+              <w:t xml:space="preserve">Importance par permutation ajoutée à la main ; écart de l'ébauche confirmé : les importances hiérarchisent, elles n'expliquent pas une référence</w:t>
             </w:r>
           </w:p>
         </w:tc>
@@ -11182,7 +11182,7 @@
           <w:color w:val="333333"/>
           <w:sz w:val="21"/>
         </w:rPr>
-        <w:t xml:space="preserve">L'essai C ne compare pas deux outils : il calcule ce que la synthèse du notebook cite sans cellule de calcul, et ce qui manquait pour décider du réassort. Fichier long : 05_Reassort_essai_C.md.</w:t>
+        <w:t xml:space="preserve">L'essai C ne compare pas deux outils : il calcule les chiffres que la synthèse du notebook cite sans cellule de calcul, et ceux qui manquaient pour décider du réassort. Version longue : 05_Reassort_essai_C.md.</w:t>
       </w:r>
     </w:p>
     <w:tbl>

--- a/livrables/Lippens_Charles_2_documentation_demarche_092026.docx
+++ b/livrables/Lippens_Charles_2_documentation_demarche_092026.docx
@@ -1573,7 +1573,7 @@
                 <w:color w:val="333333"/>
                 <w:sz w:val="18"/>
               </w:rPr>
-              <w:t>À la volumétrie actuelle, changer de moteur de calcul n'apporte pas de gain significatif, mais le gain existe à plus grande échelle</w:t>
+              <w:t xml:space="preserve">À la volumétrie actuelle, changer d'outil de calcul n'apporte pas de gain significatif, mais le gain existe à plus grande échelle</w:t>
             </w:r>
           </w:p>
         </w:tc>
@@ -2227,7 +2227,7 @@
                 <w:color w:val="333333"/>
                 <w:sz w:val="18"/>
               </w:rPr>
-              <w:t>Réécrire la jointure et l'agrégation dans deux moteurs alternatifs, puis comparer les trois implémentations en temps médian sur plusieurs exécutions, d'abord à la volumétrie réelle puis sur un jeu synthétique de deux millions de lignes.</w:t>
+              <w:t xml:space="preserve">Réécrire la jointure et l'agrégation dans deux outils alternatifs, puis comparer les trois implémentations en temps médian sur plusieurs exécutions, d'abord à la volumétrie réelle puis sur un jeu synthétique de deux millions de lignes.</w:t>
             </w:r>
           </w:p>
         </w:tc>
@@ -2319,7 +2319,7 @@
                 <w:color w:val="333333"/>
                 <w:sz w:val="18"/>
               </w:rPr>
-              <w:t xml:space="preserve">À 825 lignes, les trois moteurs s'exécutent en moins de 40 millisecondes ; DuckDB est le plus lent, à cause de son temps d'initialisation. À deux millions de lignes, Polars et DuckDB sont 4,1 fois et 2,9 fois plus rapides que pandas dans l'exécution livrée ; 8,1 et 5,7 fois sur mon poste le 25 septembre.</w:t>
+              <w:t xml:space="preserve">À 825 lignes, les trois outils s'exécutent en moins de 40 millisecondes ; DuckDB est le plus lent, à cause de son temps d'initialisation. À deux millions de lignes, Polars et DuckDB sont 4,1 fois et 2,9 fois plus rapides que pandas dans l'exécution livrée ; 8,1 et 5,7 fois sur mon poste le 25 septembre.</w:t>
             </w:r>
           </w:p>
         </w:tc>
@@ -2411,7 +2411,7 @@
                 <w:color w:val="333333"/>
                 <w:sz w:val="18"/>
               </w:rPr>
-              <w:t>Le résultat de chaque moteur a été comparé au résultat de référence pour vérifier l'équivalence fonctionnelle avant toute comparaison de temps.</w:t>
+              <w:t xml:space="preserve">Le résultat de chaque outil a été comparé au résultat de référence pour vérifier l'équivalence fonctionnelle avant toute comparaison de temps.</w:t>
             </w:r>
           </w:p>
         </w:tc>
@@ -2487,7 +2487,7 @@
           <w:color w:val="64748B"/>
           <w:sz w:val="17"/>
         </w:rPr>
-        <w:t xml:space="preserve">Figure 1. Temps médian des trois moteurs, au volume réel puis sur deux millions de lignes (exécution livrée). Figure redessinée à partir des sorties du notebook (mêmes données).</w:t>
+        <w:t xml:space="preserve">Figure 1. Temps médian des trois outils, au volume réel puis sur deux millions de lignes (exécution livrée). Figure redessinée à partir des sorties du notebook (mêmes données).</w:t>
       </w:r>
     </w:p>
     <w:p>
@@ -5488,7 +5488,7 @@
                 <w:color w:val="333333"/>
                 <w:sz w:val="17"/>
               </w:rPr>
-              <w:t>Un seul moteur, choisi par défaut</w:t>
+              <w:t xml:space="preserve">Un seul outil, choisi par défaut</w:t>
             </w:r>
           </w:p>
         </w:tc>
@@ -9157,7 +9157,7 @@
           <w:color w:val="333333"/>
           <w:sz w:val="21"/>
         </w:rPr>
-        <w:t>Historiser les ventes, ce qui rendra utile le changement de moteur de calcul et ouvrira la prévision de la demande.</w:t>
+        <w:t xml:space="preserve">Historiser les ventes, ce qui rendra utile le changement d'outil de calcul et ouvrira la prévision de la demande.</w:t>
       </w:r>
     </w:p>
     <w:p>
@@ -9314,7 +9314,7 @@
           <w:color w:val="333333"/>
           <w:sz w:val="20"/>
         </w:rPr>
-        <w:t xml:space="preserve"> Les essais ont été menés avec Claude (Anthropic). Trois exécutions sont conservées : la première ébauche (Python 3.10.12), la première version complète et l'exécution livrée (Python 3.11.15, versions dans la dernière cellule). Trois réexécutions de contrôle ont suivi : le 25 septembre sur mon poste, le 28 septembre dans un environnement neuf de l'assistant, le 30 septembre sur mon poste dans un environnement neuf (jalon J4, section 6). Les extraits de code, les sorties chiffrées et les commentaires cités sont littéraux, copiés des notebooks conservés. Les échanges n'ont pas été archivés mot pour mot. Les demandes sont reconstituées à partir des résumés du notebook (cellules « Prompt (résumé) », devenues « Demande à l'assistant (résumé) » le 25 septembre) et de la section 2. Les deux essais complémentaires du 17 septembre 2026 (Local Outlier Factor, importances globales) sont entièrement littéraux : demande, code, sorties et date, dans le notebook Lippens_Charles_1_essais_complementaires_092026.ipynb, livré à côté du notebook amélioré. Le notebook amélioré garde le code exécuté et les sorties de l'exécution livrée. Son texte a changé le 24 septembre (étape 5 : avis clients, lien entre stock et ventes), puis les 25 et 28 septembre, pour la clarté. Le 28 septembre, des commentaires ont été ajoutés au code, sans réexécution. Le projet a deux phases. D'abord la préparation : faisabilité, premiers essais, première version complète. Puis le mentorat, du 14 septembre à la soutenance de la semaine du 12 octobre : les trois versions arbitrées en séance et les essais complémentaires.</w:t>
+        <w:t xml:space="preserve"> Les essais ont été menés avec Claude (Anthropic). Trois exécutions sont conservées : la première ébauche (Python 3.10.12), la première version complète et l'exécution livrée (Python 3.11.15, versions dans la dernière cellule). Trois réexécutions de contrôle ont suivi : le 25 septembre sur mon poste, le 28 septembre dans un environnement neuf de l'assistant, le 30 septembre sur mon poste dans un environnement neuf (jalon J4, section 6). Les extraits de code, les sorties chiffrées et les commentaires cités sont littéraux, copiés des notebooks conservés. Les échanges n'ont pas été archivés mot pour mot. Les demandes sont reconstituées à partir des résumés du notebook (cellules « Prompt (résumé) », devenues « Demande à l'assistant (résumé) » le 25 septembre) et de la section 2. Les deux essais complémentaires du 17 septembre 2026 (Local Outlier Factor, importances globales) sont entièrement littéraux : demande, code, sorties et date, dans le notebook Lippens_Charles_1_essais_complementaires_092026.ipynb, livré à côté du notebook amélioré. Le notebook amélioré garde le code exécuté et les sorties de l'exécution livrée. Son texte a changé le 24 septembre (étape 5 : avis clients, lien entre stock et ventes), puis les 25 et 28 septembre, pour la clarté. Le 28 septembre, des commentaires ont été ajoutés au code, sans réexécution. Le projet a deux phases. D'abord la préparation : faisabilité, premiers essais, première version complète. Puis le mentorat, du 14 septembre à la soutenance du vendredi 16 octobre : les trois versions arbitrées en séance et les essais complémentaires.</w:t>
       </w:r>
     </w:p>
     <w:p>
@@ -9919,7 +9919,7 @@
                 <w:color w:val="333333"/>
                 <w:sz w:val="18"/>
               </w:rPr>
-              <w:t xml:space="preserve">2.1 Trois moteurs à la volumétrie réelle</w:t>
+              <w:t xml:space="preserve">2.1 Trois outils à la volumétrie réelle</w:t>
             </w:r>
           </w:p>
         </w:tc>
@@ -9992,7 +9992,7 @@
                 <w:color w:val="333333"/>
                 <w:sz w:val="18"/>
               </w:rPr>
-              <w:t xml:space="preserve">Résultats de chaque moteur comparés au résultat pandas avant toute mesure ; lenteur de DuckDB notée comme effet d'initialisation</w:t>
+              <w:t xml:space="preserve">Résultats de chaque outil comparés au résultat pandas avant toute mesure ; lenteur de DuckDB notée comme effet d'initialisation</w:t>
             </w:r>
           </w:p>
         </w:tc>

--- a/livrables/Lippens_Charles_2_documentation_demarche_092026.docx
+++ b/livrables/Lippens_Charles_2_documentation_demarche_092026.docx
@@ -154,7 +154,7 @@
           <w:color w:val="333333"/>
           <w:sz w:val="20"/>
         </w:rPr>
-        <w:t xml:space="preserve">2.9, le 7 octobre 2026 : essais C et D relus et relancés, mise en situation faite, liste de contrôle reformulée, validation de J4 datée ; 2.8, mise à jour du 1er octobre 2026 (jalon J4 réussi le 30 septembre, relecture des essais C et D en cours, date du dépôt, typographie) ; 2.7, essais C et D du notebook complémentaire (réassort, stabilité du modèle), ChatGPT cité, puis relecture finale (essais C et D à relire, versionnage, recommandation 3), le 25 septembre 2026, et mise à jour du 28 septembre 2026 (performance datée, réexécutions des 25 et 28 septembre, maintenance, figures redessinées, texte allégé) ; 2.6, relecture après l'audit de l'énoncé : portée du contrat de qualité, facteurs de performance, indice de Jaccard, reproductibilité (Python 3.11, installation, durée), puis relecture indépendante (portée des neuf contrôles, réserve sur le stock), le 25 septembre 2026 ; 2.5, six réserves (colonnes d'avis vides), valeurs manquantes et référence à 12,65 euros décrites exactement, sécurité des données dite sans formule absolue, le 25 septembre 2026 ; 2.4, lecture des avis clients corrigée (colonnes vides, avis désactivés sur le site) et trois pistes ajoutées en section 10, le 24 septembre 2026 ; 2.3, annexe A (journal brut des essais d'IA, avec les essais complémentaires du 17 septembre 2026) et règle 8.3 complétée ; 2.2, numérotation de la section 10 rétablie ; 2.1, corrigée après les deux passages d'audit</w:t>
+        <w:t xml:space="preserve">2.10, le 14 octobre 2026 : vocabulaire précisé (« outil » pour pandas, Polars et DuckDB), date de la soutenance, renvois au journal des essais ; 2.9, le 7 octobre 2026 : essais C et D relus et relancés, mise en situation faite, liste de contrôle reformulée, validation de J4 datée ; 2.8, mise à jour du 1er octobre 2026 (jalon J4 réussi le 30 septembre, relecture des essais C et D en cours, date du dépôt, typographie) ; 2.7, essais C et D du notebook complémentaire (réassort, stabilité du modèle), ChatGPT cité, puis relecture finale (essais C et D à relire, versionnage, recommandation 3), le 25 septembre 2026, et mise à jour du 28 septembre 2026 (performance datée, réexécutions des 25 et 28 septembre, maintenance, figures redessinées, texte allégé) ; 2.6, relecture après l'audit de l'énoncé : portée du contrat de qualité, facteurs de performance, indice de Jaccard, reproductibilité (Python 3.11, installation, durée), puis relecture indépendante (portée des neuf contrôles, réserve sur le stock), le 25 septembre 2026 ; 2.5, six réserves (colonnes d'avis vides), valeurs manquantes et référence à 12,65 euros décrites exactement, sécurité des données dite sans formule absolue, le 25 septembre 2026 ; 2.4, lecture des avis clients corrigée (colonnes vides, avis désactivés sur le site) et trois pistes ajoutées en section 10, le 24 septembre 2026 ; 2.3, annexe A (journal brut des essais d'IA, avec les essais complémentaires du 17 septembre 2026) et règle 8.3 complétée ; 2.2, numérotation de la section 10 rétablie ; 2.1, corrigée après les deux passages d'audit</w:t>
       </w:r>
     </w:p>
     <w:p>
@@ -1757,7 +1757,7 @@
           <w:color w:val="333333"/>
           <w:sz w:val="21"/>
         </w:rPr>
-        <w:t xml:space="preserve">Chaque tableau donne la demande à l'assistant, les variantes, le résultat mesuré, la décision et son motif. Les essais consignés ont été menés avec Claude (Anthropic). J'ai aussi utilisé ChatGPT (OpenAI), surtout pour la rédaction, la relecture, la recherche d'idées et le code ; ces échanges n'ont pas été archivés. Le journal brut (outil, dates, extraits de code et de sorties, retouches à la main) est en annexe A et dans le dossier journal_essais_IA, à côté du notebook.</w:t>
+        <w:t xml:space="preserve">Chaque tableau donne la demande à l'assistant, les variantes, le résultat mesuré, la décision et son motif. Les essais consignés ont été menés avec Claude (Anthropic). J'ai aussi utilisé ChatGPT (OpenAI), surtout pour la rédaction, la relecture, la recherche d'idées et le code ; ces échanges n'ont pas été archivés. Le journal brut (outil, dates, extraits de code et de sorties, retouches à la main) est en annexe A.</w:t>
       </w:r>
     </w:p>
     <w:p>
@@ -9289,7 +9289,7 @@
           <w:color w:val="333333"/>
           <w:sz w:val="21"/>
         </w:rPr>
-        <w:t xml:space="preserve">Cette annexe complète la section 2. Pour chaque essai, elle donne les cinq informations qui répondent à l'étape 4 de l'énoncé : l'outil, la date, la demande adressée à l'assistant, un extrait de la réponse retenue ou écartée, et ce qui a été modifié ou vérifié à la main. Le dossier journal_essais_IA, livré à côté du notebook, en donne la version longue (un fichier par axe, avec les extraits de code complets).</w:t>
+        <w:t xml:space="preserve">Cette annexe complète la section 2. Pour chaque essai, elle donne les cinq informations qui répondent à l'étape 4 de l'énoncé : l'outil, la date, la demande adressée à l'assistant, un extrait de la réponse retenue ou écartée, et ce qui a été modifié ou vérifié à la main. Le dossier journal_essais_IA en garde la version longue : un fichier par axe, avec les extraits de code complets.</w:t>
       </w:r>
     </w:p>
     <w:p>
